--- a/Project Proposal GLC.docx
+++ b/Project Proposal GLC.docx
@@ -13,6 +13,7 @@
           <w:docPartUnique/>
         </w:docPartObj>
       </w:sdtPr>
+      <w:sdtEndPr/>
       <w:sdtContent>
         <w:p>
           <w:pPr>
@@ -154,6 +155,7 @@
             <w:dataBinding w:prefixMappings="xmlns:ns0='http://purl.org/dc/elements/1.1/' xmlns:ns1='http://schemas.openxmlformats.org/package/2006/metadata/core-properties' " w:xpath="/ns1:coreProperties[1]/ns0:subject[1]" w:storeItemID="{6C3C8BC8-F283-45AE-878A-BAB7291924A1}"/>
             <w:text/>
           </w:sdtPr>
+          <w:sdtEndPr/>
           <w:sdtContent>
             <w:p>
               <w:pPr>
@@ -250,6 +252,7 @@
                 <w:docPartUnique/>
               </w:docPartObj>
             </w:sdtPr>
+            <w:sdtEndPr/>
             <w:sdtContent/>
           </w:sdt>
         </w:p>
@@ -366,13 +369,7 @@
     </w:p>
     <w:p>
       <w:r>
-        <w:t>The client has asked me to p</w:t>
-      </w:r>
-      <w:r>
-        <w:t xml:space="preserve">rovide information about the producers, their methods and benefits of buying locally </w:t>
-      </w:r>
-      <w:r>
-        <w:t>in the digital solution. In th</w:t>
+        <w:t>The client has asked me to provide information about the producers, their methods and benefits of buying locally in the digital solution. In th</w:t>
       </w:r>
       <w:r>
         <w:t xml:space="preserve">ese </w:t>
@@ -460,7 +457,11 @@
       </w:r>
       <w:proofErr w:type="gramStart"/>
       <w:r>
-        <w:t>audience .Another</w:t>
+        <w:t xml:space="preserve">audience </w:t>
+      </w:r>
+      <w:r>
+        <w:lastRenderedPageBreak/>
+        <w:t>.Another</w:t>
       </w:r>
       <w:proofErr w:type="gramEnd"/>
       <w:r>
@@ -483,13 +484,16 @@
       <w:r>
         <w:t xml:space="preserve"> </w:t>
       </w:r>
+      <w:r>
+        <w:t xml:space="preserve">Customers don’t have a concrete way of knowing if certain items are in stock or </w:t>
+      </w:r>
       <w:proofErr w:type="gramStart"/>
       <w:r>
-        <w:t>Customers</w:t>
+        <w:t>not .So</w:t>
       </w:r>
       <w:proofErr w:type="gramEnd"/>
       <w:r>
-        <w:t xml:space="preserve"> don’t have a concrete way of knowing if certain items are in stock or not .So by having the digital showcase real time stock of products it reduces the chances of wasted transactions which leads to customer satisfaction.</w:t>
+        <w:t xml:space="preserve"> by having the digital showcase real time stock of products it reduces the chances of wasted transactions which leads to customer satisfaction.</w:t>
       </w:r>
       <w:r>
         <w:t xml:space="preserve"> O</w:t>
@@ -693,7 +697,11 @@
       </w:r>
       <w:proofErr w:type="gramEnd"/>
       <w:r>
-        <w:t xml:space="preserve"> with an order management system customers can see the status of their orders through confirmations, full breakdowns collection and delivery details . They can also make changes to the their delivery details or they can even make cancellations and refunds to through this feature from their account </w:t>
+        <w:t xml:space="preserve"> with an order management system customers can see the status of their orders through confirmations, full breakdowns collection and delivery details . They can also </w:t>
+      </w:r>
+      <w:r>
+        <w:lastRenderedPageBreak/>
+        <w:t xml:space="preserve">make changes to the their delivery details or they can even make cancellations and refunds to through this feature from their account </w:t>
       </w:r>
       <w:r>
         <w:t xml:space="preserve">without having </w:t>
@@ -894,26 +902,12 @@
     </w:p>
     <w:p>
       <w:pPr>
-        <w:rPr>
-          <w:b/>
-          <w:bCs/>
-          <w:u w:val="single"/>
-        </w:rPr>
-      </w:pPr>
-      <w:r>
-        <w:rPr>
-          <w:b/>
-          <w:bCs/>
-          <w:u w:val="single"/>
-        </w:rPr>
+        <w:pStyle w:val="Heading1"/>
+      </w:pPr>
+      <w:r>
         <w:t>Functional Requirements</w:t>
       </w:r>
       <w:r>
-        <w:rPr>
-          <w:b/>
-          <w:bCs/>
-          <w:u w:val="single"/>
-        </w:rPr>
         <w:t xml:space="preserve"> and User Acceptance Criteria</w:t>
       </w:r>
     </w:p>
@@ -958,6 +952,19 @@
       </w:r>
       <w:r>
         <w:t>er is ready to be collected</w:t>
+      </w:r>
+    </w:p>
+    <w:p>
+      <w:r>
+        <w:t xml:space="preserve">Customer- </w:t>
+      </w:r>
+      <w:proofErr w:type="gramStart"/>
+      <w:r>
+        <w:t>Mark  struggles</w:t>
+      </w:r>
+      <w:proofErr w:type="gramEnd"/>
+      <w:r>
+        <w:t xml:space="preserve"> from light sensitivity so he turns all the websites he uses on dark mode </w:t>
       </w:r>
     </w:p>
     <w:p>
@@ -981,10 +988,10 @@
         <w:tblLook w:val="04A0" w:firstRow="1" w:lastRow="0" w:firstColumn="1" w:lastColumn="0" w:noHBand="0" w:noVBand="1"/>
       </w:tblPr>
       <w:tblGrid>
-        <w:gridCol w:w="2145"/>
-        <w:gridCol w:w="2145"/>
-        <w:gridCol w:w="2145"/>
-        <w:gridCol w:w="2145"/>
+        <w:gridCol w:w="2092"/>
+        <w:gridCol w:w="2081"/>
+        <w:gridCol w:w="2302"/>
+        <w:gridCol w:w="2105"/>
       </w:tblGrid>
       <w:tr>
         <w:trPr>
@@ -1008,6 +1015,7 @@
                 <w:bCs/>
                 <w:u w:val="single"/>
               </w:rPr>
+              <w:lastRenderedPageBreak/>
               <w:t>Functional Requirement</w:t>
             </w:r>
           </w:p>
@@ -1092,7 +1100,6 @@
               <w:rPr>
                 <w:b/>
                 <w:bCs/>
-                <w:u w:val="single"/>
               </w:rPr>
             </w:pPr>
           </w:p>
@@ -1195,14 +1202,12 @@
               <w:rPr>
                 <w:b/>
                 <w:bCs/>
-                <w:u w:val="single"/>
               </w:rPr>
             </w:pPr>
             <w:r>
               <w:rPr>
                 <w:b/>
                 <w:bCs/>
-                <w:u w:val="single"/>
               </w:rPr>
               <w:t>Log In</w:t>
             </w:r>
@@ -1220,6 +1225,7 @@
               <w:t xml:space="preserve"> view products place orders and manage my account check order history</w:t>
             </w:r>
           </w:p>
+          <w:p/>
         </w:tc>
         <w:tc>
           <w:tcPr>
@@ -1378,7 +1384,6 @@
               <w:rPr>
                 <w:b/>
                 <w:bCs/>
-                <w:u w:val="single"/>
               </w:rPr>
             </w:pPr>
             <w:r>
@@ -1386,7 +1391,6 @@
                 <w:b/>
                 <w:bCs/>
                 <w:kern w:val="0"/>
-                <w:u w:val="single"/>
                 <w14:ligatures w14:val="none"/>
               </w:rPr>
               <w:t>Register</w:t>
@@ -1436,42 +1440,108 @@
             <w:tcW w:w="2145" w:type="dxa"/>
           </w:tcPr>
           <w:p>
-            <w:r>
-              <w:t>Click on register icon</w:t>
-            </w:r>
-          </w:p>
-          <w:p>
-            <w:r>
-              <w:t>Enter Email</w:t>
-            </w:r>
-          </w:p>
-          <w:p>
-            <w:r>
-              <w:t>Enter Password</w:t>
-            </w:r>
-          </w:p>
-          <w:p>
-            <w:r>
-              <w:t>Re-Enter Password</w:t>
-            </w:r>
-          </w:p>
-          <w:p>
-            <w:pPr>
-              <w:rPr>
-                <w:b/>
-                <w:bCs/>
-                <w:u w:val="single"/>
-              </w:rPr>
-            </w:pPr>
-            <w:r>
-              <w:t>Click Register</w:t>
-            </w:r>
-          </w:p>
-          <w:p>
-            <w:pPr>
-              <w:ind w:firstLine="720"/>
-            </w:pPr>
-          </w:p>
+            <w:pPr>
+              <w:pStyle w:val="ListParagraph"/>
+              <w:numPr>
+                <w:ilvl w:val="0"/>
+                <w:numId w:val="17"/>
+              </w:numPr>
+            </w:pPr>
+            <w:r>
+              <w:t xml:space="preserve">User enters website through link </w:t>
+            </w:r>
+          </w:p>
+          <w:p>
+            <w:pPr>
+              <w:pStyle w:val="ListParagraph"/>
+              <w:numPr>
+                <w:ilvl w:val="0"/>
+                <w:numId w:val="17"/>
+              </w:numPr>
+            </w:pPr>
+            <w:r>
+              <w:t xml:space="preserve">User enters the landing page </w:t>
+            </w:r>
+          </w:p>
+          <w:p>
+            <w:pPr>
+              <w:pStyle w:val="ListParagraph"/>
+              <w:numPr>
+                <w:ilvl w:val="0"/>
+                <w:numId w:val="17"/>
+              </w:numPr>
+            </w:pPr>
+            <w:r>
+              <w:t xml:space="preserve">User clicks on register icon </w:t>
+            </w:r>
+          </w:p>
+          <w:p>
+            <w:pPr>
+              <w:pStyle w:val="ListParagraph"/>
+              <w:numPr>
+                <w:ilvl w:val="0"/>
+                <w:numId w:val="17"/>
+              </w:numPr>
+            </w:pPr>
+            <w:r>
+              <w:t xml:space="preserve">User enters their email on blank space </w:t>
+            </w:r>
+          </w:p>
+          <w:p>
+            <w:pPr>
+              <w:pStyle w:val="ListParagraph"/>
+              <w:numPr>
+                <w:ilvl w:val="0"/>
+                <w:numId w:val="17"/>
+              </w:numPr>
+            </w:pPr>
+            <w:r>
+              <w:t xml:space="preserve">User enters their password in blank space </w:t>
+            </w:r>
+          </w:p>
+          <w:p>
+            <w:pPr>
+              <w:pStyle w:val="ListParagraph"/>
+              <w:numPr>
+                <w:ilvl w:val="0"/>
+                <w:numId w:val="17"/>
+              </w:numPr>
+            </w:pPr>
+            <w:r>
+              <w:t xml:space="preserve">User re-enters their new password </w:t>
+            </w:r>
+          </w:p>
+          <w:p>
+            <w:pPr>
+              <w:pStyle w:val="ListParagraph"/>
+              <w:numPr>
+                <w:ilvl w:val="0"/>
+                <w:numId w:val="17"/>
+              </w:numPr>
+            </w:pPr>
+            <w:r>
+              <w:lastRenderedPageBreak/>
+              <w:t xml:space="preserve">User clicks on register </w:t>
+            </w:r>
+          </w:p>
+          <w:p>
+            <w:pPr>
+              <w:pStyle w:val="ListParagraph"/>
+              <w:numPr>
+                <w:ilvl w:val="0"/>
+                <w:numId w:val="17"/>
+              </w:numPr>
+            </w:pPr>
+            <w:r>
+              <w:t xml:space="preserve">User clicks on confirm email </w:t>
+            </w:r>
+          </w:p>
+          <w:p>
+            <w:pPr>
+              <w:pStyle w:val="ListParagraph"/>
+            </w:pPr>
+          </w:p>
+          <w:p/>
         </w:tc>
         <w:tc>
           <w:tcPr>
@@ -1479,6 +1549,7 @@
           </w:tcPr>
           <w:p>
             <w:r>
+              <w:lastRenderedPageBreak/>
               <w:t xml:space="preserve">This is needed because customer accounts were one of the features my clients </w:t>
             </w:r>
             <w:proofErr w:type="gramStart"/>
@@ -1535,7 +1606,6 @@
               <w:rPr>
                 <w:b/>
                 <w:bCs/>
-                <w:u w:val="single"/>
               </w:rPr>
             </w:pPr>
             <w:r>
@@ -1543,9 +1613,9 @@
                 <w:b/>
                 <w:bCs/>
                 <w:kern w:val="0"/>
-                <w:u w:val="single"/>
                 <w14:ligatures w14:val="none"/>
               </w:rPr>
+              <w:lastRenderedPageBreak/>
               <w:t>Home Page</w:t>
             </w:r>
           </w:p>
@@ -1563,17 +1633,11 @@
               </w:rPr>
             </w:pPr>
             <w:r>
-              <w:t xml:space="preserve">As a new user I should be able to access the home page so that I have an idea on what </w:t>
-            </w:r>
-            <w:r>
-              <w:t xml:space="preserve">Greenfield Local Hub do and what they have to </w:t>
+              <w:t xml:space="preserve">As a new user I should be able to access the home page so that I have an idea on what Greenfield Local Hub do and what they have to </w:t>
             </w:r>
             <w:proofErr w:type="gramStart"/>
             <w:r>
-              <w:t>offer</w:t>
-            </w:r>
-            <w:r>
-              <w:t xml:space="preserve"> .</w:t>
+              <w:t>offer .</w:t>
             </w:r>
             <w:proofErr w:type="gramEnd"/>
           </w:p>
@@ -1659,7 +1723,6 @@
               <w:rPr>
                 <w:b/>
                 <w:bCs/>
-                <w:u w:val="single"/>
               </w:rPr>
             </w:pPr>
             <w:r>
@@ -1667,7 +1730,6 @@
                 <w:b/>
                 <w:bCs/>
                 <w:kern w:val="0"/>
-                <w:u w:val="single"/>
                 <w14:ligatures w14:val="none"/>
               </w:rPr>
               <w:t>Privacy Policy Page</w:t>
@@ -1810,13 +1872,7 @@
               </w:rPr>
             </w:pPr>
             <w:r>
-              <w:t xml:space="preserve">The digital solution will collect customer data and businesses are legally required to explain how the data is used, stored and protected. </w:t>
-            </w:r>
-            <w:r>
-              <w:t xml:space="preserve">Production </w:t>
-            </w:r>
-            <w:r>
-              <w:t xml:space="preserve">policies and staff details will available on this </w:t>
+              <w:t xml:space="preserve">The digital solution will collect customer data and businesses are legally required to explain how the data is used, stored and protected. Production policies and staff details will available on this </w:t>
             </w:r>
             <w:proofErr w:type="gramStart"/>
             <w:r>
@@ -1840,7 +1896,6 @@
                 <w:b/>
                 <w:bCs/>
                 <w:kern w:val="0"/>
-                <w:u w:val="single"/>
                 <w14:ligatures w14:val="none"/>
               </w:rPr>
             </w:pPr>
@@ -1849,10 +1904,18 @@
                 <w:b/>
                 <w:bCs/>
                 <w:kern w:val="0"/>
-                <w:u w:val="single"/>
                 <w14:ligatures w14:val="none"/>
               </w:rPr>
-              <w:t xml:space="preserve">Order Page </w:t>
+              <w:t>Checkout</w:t>
+            </w:r>
+            <w:r>
+              <w:rPr>
+                <w:b/>
+                <w:bCs/>
+                <w:kern w:val="0"/>
+                <w14:ligatures w14:val="none"/>
+              </w:rPr>
+              <w:t xml:space="preserve"> Page </w:t>
             </w:r>
           </w:p>
         </w:tc>
@@ -1963,6 +2026,7 @@
               </w:numPr>
             </w:pPr>
             <w:r>
+              <w:lastRenderedPageBreak/>
               <w:t xml:space="preserve">User chooses delivery or collection </w:t>
             </w:r>
           </w:p>
@@ -1985,14 +2049,12 @@
           </w:tcPr>
           <w:p>
             <w:r>
+              <w:lastRenderedPageBreak/>
               <w:t xml:space="preserve">This will allow the user to purchase their </w:t>
             </w:r>
             <w:proofErr w:type="gramStart"/>
             <w:r>
-              <w:t xml:space="preserve">orders </w:t>
-            </w:r>
-            <w:r>
-              <w:t xml:space="preserve"> and</w:t>
+              <w:t>orders  and</w:t>
             </w:r>
             <w:proofErr w:type="gramEnd"/>
             <w:r>
@@ -2021,10 +2083,18 @@
                 <w:b/>
                 <w:bCs/>
                 <w:kern w:val="0"/>
-                <w:u w:val="single"/>
                 <w14:ligatures w14:val="none"/>
               </w:rPr>
             </w:pPr>
+            <w:r>
+              <w:rPr>
+                <w:b/>
+                <w:bCs/>
+                <w:kern w:val="0"/>
+                <w14:ligatures w14:val="none"/>
+              </w:rPr>
+              <w:t>Shopping cart</w:t>
+            </w:r>
           </w:p>
         </w:tc>
         <w:tc>
@@ -2032,22 +2102,115 @@
             <w:tcW w:w="2145" w:type="dxa"/>
           </w:tcPr>
           <w:p>
-            <w:pPr>
-              <w:jc w:val="center"/>
-            </w:pPr>
+            <w:r>
+              <w:t xml:space="preserve">Henry should be able to have access to a shopping cart so that he can order multiple products at the same </w:t>
+            </w:r>
+            <w:proofErr w:type="gramStart"/>
+            <w:r>
+              <w:t>time .</w:t>
+            </w:r>
+            <w:proofErr w:type="gramEnd"/>
           </w:p>
         </w:tc>
         <w:tc>
           <w:tcPr>
             <w:tcW w:w="2145" w:type="dxa"/>
           </w:tcPr>
-          <w:p/>
+          <w:p>
+            <w:pPr>
+              <w:pStyle w:val="ListParagraph"/>
+              <w:numPr>
+                <w:ilvl w:val="0"/>
+                <w:numId w:val="15"/>
+              </w:numPr>
+            </w:pPr>
+            <w:r>
+              <w:t xml:space="preserve">User logs in to their account </w:t>
+            </w:r>
+          </w:p>
+          <w:p>
+            <w:pPr>
+              <w:pStyle w:val="ListParagraph"/>
+              <w:numPr>
+                <w:ilvl w:val="0"/>
+                <w:numId w:val="15"/>
+              </w:numPr>
+            </w:pPr>
+            <w:r>
+              <w:t xml:space="preserve">User clicks on products from navbar </w:t>
+            </w:r>
+          </w:p>
+          <w:p>
+            <w:pPr>
+              <w:pStyle w:val="ListParagraph"/>
+              <w:numPr>
+                <w:ilvl w:val="0"/>
+                <w:numId w:val="15"/>
+              </w:numPr>
+            </w:pPr>
+            <w:r>
+              <w:t xml:space="preserve">User clicks on a </w:t>
+            </w:r>
+            <w:proofErr w:type="gramStart"/>
+            <w:r>
+              <w:t>products</w:t>
+            </w:r>
+            <w:proofErr w:type="gramEnd"/>
+            <w:r>
+              <w:t xml:space="preserve"> and clicks add to cart </w:t>
+            </w:r>
+          </w:p>
+          <w:p>
+            <w:pPr>
+              <w:pStyle w:val="ListParagraph"/>
+              <w:numPr>
+                <w:ilvl w:val="0"/>
+                <w:numId w:val="15"/>
+              </w:numPr>
+            </w:pPr>
+            <w:r>
+              <w:t xml:space="preserve">User clicks on basket icon from the navbar </w:t>
+            </w:r>
+          </w:p>
+          <w:p>
+            <w:pPr>
+              <w:pStyle w:val="ListParagraph"/>
+              <w:numPr>
+                <w:ilvl w:val="0"/>
+                <w:numId w:val="15"/>
+              </w:numPr>
+            </w:pPr>
+            <w:r>
+              <w:t xml:space="preserve">User can edit the contents in the basket </w:t>
+            </w:r>
+          </w:p>
+          <w:p>
+            <w:pPr>
+              <w:pStyle w:val="ListParagraph"/>
+              <w:numPr>
+                <w:ilvl w:val="0"/>
+                <w:numId w:val="15"/>
+              </w:numPr>
+            </w:pPr>
+          </w:p>
         </w:tc>
         <w:tc>
           <w:tcPr>
             <w:tcW w:w="2145" w:type="dxa"/>
           </w:tcPr>
-          <w:p/>
+          <w:p>
+            <w:r>
+              <w:t xml:space="preserve">This will be added so that it allows customers to </w:t>
+            </w:r>
+            <w:proofErr w:type="gramStart"/>
+            <w:r>
+              <w:t>add ,</w:t>
+            </w:r>
+            <w:proofErr w:type="gramEnd"/>
+            <w:r>
+              <w:t xml:space="preserve"> remove or edit their order before making purchases .This reduces the chances of mistakes happening .</w:t>
+            </w:r>
+          </w:p>
         </w:tc>
       </w:tr>
       <w:tr>
@@ -2064,10 +2227,27 @@
                 <w:b/>
                 <w:bCs/>
                 <w:kern w:val="0"/>
-                <w:u w:val="single"/>
                 <w14:ligatures w14:val="none"/>
               </w:rPr>
             </w:pPr>
+            <w:r>
+              <w:rPr>
+                <w:b/>
+                <w:bCs/>
+                <w:kern w:val="0"/>
+                <w14:ligatures w14:val="none"/>
+              </w:rPr>
+              <w:t>Product</w:t>
+            </w:r>
+            <w:r>
+              <w:rPr>
+                <w:b/>
+                <w:bCs/>
+                <w:kern w:val="0"/>
+                <w14:ligatures w14:val="none"/>
+              </w:rPr>
+              <w:t xml:space="preserve">s page </w:t>
+            </w:r>
           </w:p>
         </w:tc>
         <w:tc>
@@ -2075,22 +2255,88 @@
             <w:tcW w:w="2145" w:type="dxa"/>
           </w:tcPr>
           <w:p>
-            <w:pPr>
-              <w:jc w:val="center"/>
-            </w:pPr>
+            <w:proofErr w:type="gramStart"/>
+            <w:r>
+              <w:t>As  a</w:t>
+            </w:r>
+            <w:proofErr w:type="gramEnd"/>
+            <w:r>
+              <w:t xml:space="preserve"> customer I should be able to view products with transparent pricing and availability </w:t>
+            </w:r>
           </w:p>
         </w:tc>
         <w:tc>
           <w:tcPr>
             <w:tcW w:w="2145" w:type="dxa"/>
           </w:tcPr>
-          <w:p/>
+          <w:p>
+            <w:pPr>
+              <w:pStyle w:val="ListParagraph"/>
+              <w:numPr>
+                <w:ilvl w:val="0"/>
+                <w:numId w:val="16"/>
+              </w:numPr>
+            </w:pPr>
+            <w:r>
+              <w:t xml:space="preserve">User logs in to their account </w:t>
+            </w:r>
+          </w:p>
+          <w:p>
+            <w:pPr>
+              <w:pStyle w:val="ListParagraph"/>
+              <w:numPr>
+                <w:ilvl w:val="0"/>
+                <w:numId w:val="16"/>
+              </w:numPr>
+            </w:pPr>
+            <w:r>
+              <w:t xml:space="preserve">User clicks on products from navbar </w:t>
+            </w:r>
+          </w:p>
+          <w:p>
+            <w:pPr>
+              <w:pStyle w:val="ListParagraph"/>
+              <w:numPr>
+                <w:ilvl w:val="0"/>
+                <w:numId w:val="16"/>
+              </w:numPr>
+            </w:pPr>
+            <w:r>
+              <w:t>User navigates</w:t>
+            </w:r>
+            <w:r>
+              <w:t xml:space="preserve"> </w:t>
+            </w:r>
+            <w:proofErr w:type="gramStart"/>
+            <w:r>
+              <w:t xml:space="preserve">though </w:t>
+            </w:r>
+            <w:r>
+              <w:t xml:space="preserve"> all</w:t>
+            </w:r>
+            <w:proofErr w:type="gramEnd"/>
+            <w:r>
+              <w:t xml:space="preserve"> the products on the page </w:t>
+            </w:r>
+          </w:p>
         </w:tc>
         <w:tc>
           <w:tcPr>
             <w:tcW w:w="2145" w:type="dxa"/>
           </w:tcPr>
-          <w:p/>
+          <w:p>
+            <w:r>
+              <w:t xml:space="preserve">This feature will be added because it is one of the features </w:t>
+            </w:r>
+            <w:proofErr w:type="gramStart"/>
+            <w:r>
+              <w:t>highlighted  in</w:t>
+            </w:r>
+            <w:proofErr w:type="gramEnd"/>
+            <w:r>
+              <w:t xml:space="preserve">  the Set Task Brief . This page will be an effective way of showing products, prices and details which allows customers to see what is available and help them make their decisions.</w:t>
+            </w:r>
+          </w:p>
         </w:tc>
       </w:tr>
       <w:tr>
@@ -2107,10 +2353,20 @@
                 <w:b/>
                 <w:bCs/>
                 <w:kern w:val="0"/>
-                <w:u w:val="single"/>
                 <w14:ligatures w14:val="none"/>
               </w:rPr>
             </w:pPr>
+            <w:proofErr w:type="gramStart"/>
+            <w:r>
+              <w:rPr>
+                <w:b/>
+                <w:bCs/>
+                <w:kern w:val="0"/>
+                <w14:ligatures w14:val="none"/>
+              </w:rPr>
+              <w:t>Product  filters</w:t>
+            </w:r>
+            <w:proofErr w:type="gramEnd"/>
           </w:p>
         </w:tc>
         <w:tc>
@@ -2118,22 +2374,141 @@
             <w:tcW w:w="2145" w:type="dxa"/>
           </w:tcPr>
           <w:p>
-            <w:pPr>
-              <w:jc w:val="center"/>
-            </w:pPr>
+            <w:r>
+              <w:t xml:space="preserve">As a customer I should be able to filter my search options so that I can </w:t>
+            </w:r>
+            <w:r>
+              <w:t xml:space="preserve">only see products that I want to </w:t>
+            </w:r>
+            <w:proofErr w:type="gramStart"/>
+            <w:r>
+              <w:t>see .</w:t>
+            </w:r>
+            <w:proofErr w:type="gramEnd"/>
           </w:p>
         </w:tc>
         <w:tc>
           <w:tcPr>
             <w:tcW w:w="2145" w:type="dxa"/>
           </w:tcPr>
-          <w:p/>
+          <w:p>
+            <w:pPr>
+              <w:pStyle w:val="ListParagraph"/>
+              <w:numPr>
+                <w:ilvl w:val="0"/>
+                <w:numId w:val="18"/>
+              </w:numPr>
+            </w:pPr>
+            <w:r>
+              <w:t xml:space="preserve">User </w:t>
+            </w:r>
+            <w:r>
+              <w:t xml:space="preserve">enter the digital solution through the link </w:t>
+            </w:r>
+          </w:p>
+          <w:p>
+            <w:pPr>
+              <w:pStyle w:val="ListParagraph"/>
+              <w:numPr>
+                <w:ilvl w:val="0"/>
+                <w:numId w:val="18"/>
+              </w:numPr>
+            </w:pPr>
+            <w:r>
+              <w:t>User clicks on products from the navbar</w:t>
+            </w:r>
+          </w:p>
+          <w:p>
+            <w:pPr>
+              <w:pStyle w:val="ListParagraph"/>
+              <w:numPr>
+                <w:ilvl w:val="0"/>
+                <w:numId w:val="18"/>
+              </w:numPr>
+            </w:pPr>
+            <w:r>
+              <w:t xml:space="preserve">User enters their filter options on blank field </w:t>
+            </w:r>
+          </w:p>
+          <w:p>
+            <w:pPr>
+              <w:pStyle w:val="ListParagraph"/>
+              <w:numPr>
+                <w:ilvl w:val="0"/>
+                <w:numId w:val="18"/>
+              </w:numPr>
+            </w:pPr>
+            <w:r>
+              <w:t xml:space="preserve">User clicks on filter </w:t>
+            </w:r>
+          </w:p>
+          <w:p>
+            <w:pPr>
+              <w:pStyle w:val="ListParagraph"/>
+              <w:numPr>
+                <w:ilvl w:val="0"/>
+                <w:numId w:val="18"/>
+              </w:numPr>
+            </w:pPr>
+            <w:r>
+              <w:t xml:space="preserve">If user wants to search user </w:t>
+            </w:r>
+            <w:r>
+              <w:lastRenderedPageBreak/>
+              <w:t>clicks on search blank field</w:t>
+            </w:r>
+          </w:p>
+          <w:p>
+            <w:pPr>
+              <w:pStyle w:val="ListParagraph"/>
+              <w:numPr>
+                <w:ilvl w:val="0"/>
+                <w:numId w:val="18"/>
+              </w:numPr>
+            </w:pPr>
+            <w:r>
+              <w:t xml:space="preserve">User enters the product name </w:t>
+            </w:r>
+          </w:p>
+          <w:p>
+            <w:pPr>
+              <w:pStyle w:val="ListParagraph"/>
+              <w:numPr>
+                <w:ilvl w:val="0"/>
+                <w:numId w:val="18"/>
+              </w:numPr>
+            </w:pPr>
+            <w:r>
+              <w:t xml:space="preserve">User clicks on search icon </w:t>
+            </w:r>
+          </w:p>
         </w:tc>
         <w:tc>
           <w:tcPr>
             <w:tcW w:w="2145" w:type="dxa"/>
           </w:tcPr>
-          <w:p/>
+          <w:p>
+            <w:r>
+              <w:lastRenderedPageBreak/>
+              <w:t xml:space="preserve">This filter will help customers find specific products without having to navigate through all of the products listed in </w:t>
+            </w:r>
+            <w:proofErr w:type="gramStart"/>
+            <w:r>
+              <w:t>the  products</w:t>
+            </w:r>
+            <w:proofErr w:type="gramEnd"/>
+            <w:r>
+              <w:t xml:space="preserve"> page . This improves usability as it makes the solution convenient for customers specific products which in turn</w:t>
+            </w:r>
+            <w:r>
+              <w:t xml:space="preserve"> makes the experience </w:t>
+            </w:r>
+            <w:proofErr w:type="gramStart"/>
+            <w:r>
+              <w:t>better .</w:t>
+            </w:r>
+            <w:proofErr w:type="gramEnd"/>
+          </w:p>
         </w:tc>
       </w:tr>
       <w:tr>
@@ -2150,10 +2525,27 @@
                 <w:b/>
                 <w:bCs/>
                 <w:kern w:val="0"/>
-                <w:u w:val="single"/>
                 <w14:ligatures w14:val="none"/>
               </w:rPr>
             </w:pPr>
+            <w:r>
+              <w:rPr>
+                <w:b/>
+                <w:bCs/>
+                <w:kern w:val="0"/>
+                <w14:ligatures w14:val="none"/>
+              </w:rPr>
+              <w:t>GMAIL</w:t>
+            </w:r>
+            <w:r>
+              <w:rPr>
+                <w:b/>
+                <w:bCs/>
+                <w:kern w:val="0"/>
+                <w14:ligatures w14:val="none"/>
+              </w:rPr>
+              <w:t xml:space="preserve"> Login system </w:t>
+            </w:r>
           </w:p>
         </w:tc>
         <w:tc>
@@ -2161,22 +2553,119 @@
             <w:tcW w:w="2145" w:type="dxa"/>
           </w:tcPr>
           <w:p>
-            <w:pPr>
-              <w:jc w:val="center"/>
-            </w:pPr>
+            <w:r>
+              <w:t xml:space="preserve">As a customer is should be able to log in order to save time </w:t>
+            </w:r>
           </w:p>
         </w:tc>
         <w:tc>
           <w:tcPr>
             <w:tcW w:w="2145" w:type="dxa"/>
           </w:tcPr>
-          <w:p/>
+          <w:p>
+            <w:pPr>
+              <w:pStyle w:val="ListParagraph"/>
+              <w:numPr>
+                <w:ilvl w:val="0"/>
+                <w:numId w:val="19"/>
+              </w:numPr>
+            </w:pPr>
+            <w:r>
+              <w:t xml:space="preserve">User enters website through the link </w:t>
+            </w:r>
+          </w:p>
+          <w:p>
+            <w:pPr>
+              <w:pStyle w:val="ListParagraph"/>
+              <w:numPr>
+                <w:ilvl w:val="0"/>
+                <w:numId w:val="19"/>
+              </w:numPr>
+            </w:pPr>
+            <w:r>
+              <w:t xml:space="preserve">User clicks on login form navbar  </w:t>
+            </w:r>
+          </w:p>
+          <w:p>
+            <w:pPr>
+              <w:pStyle w:val="ListParagraph"/>
+              <w:numPr>
+                <w:ilvl w:val="0"/>
+                <w:numId w:val="19"/>
+              </w:numPr>
+            </w:pPr>
+            <w:r>
+              <w:t xml:space="preserve">User clicks </w:t>
+            </w:r>
+            <w:proofErr w:type="gramStart"/>
+            <w:r>
+              <w:t>on  continue</w:t>
+            </w:r>
+            <w:proofErr w:type="gramEnd"/>
+            <w:r>
+              <w:t xml:space="preserve"> with Google </w:t>
+            </w:r>
+          </w:p>
+          <w:p>
+            <w:pPr>
+              <w:pStyle w:val="ListParagraph"/>
+              <w:numPr>
+                <w:ilvl w:val="0"/>
+                <w:numId w:val="19"/>
+              </w:numPr>
+            </w:pPr>
+            <w:r>
+              <w:t xml:space="preserve">User enter their email address </w:t>
+            </w:r>
+          </w:p>
+          <w:p>
+            <w:pPr>
+              <w:pStyle w:val="ListParagraph"/>
+              <w:numPr>
+                <w:ilvl w:val="0"/>
+                <w:numId w:val="19"/>
+              </w:numPr>
+            </w:pPr>
+            <w:r>
+              <w:t xml:space="preserve">User enters their Google account password </w:t>
+            </w:r>
+          </w:p>
+          <w:p>
+            <w:pPr>
+              <w:pStyle w:val="ListParagraph"/>
+              <w:numPr>
+                <w:ilvl w:val="0"/>
+                <w:numId w:val="19"/>
+              </w:numPr>
+            </w:pPr>
+          </w:p>
         </w:tc>
         <w:tc>
           <w:tcPr>
             <w:tcW w:w="2145" w:type="dxa"/>
           </w:tcPr>
-          <w:p/>
+          <w:p>
+            <w:r>
+              <w:t xml:space="preserve">A </w:t>
+            </w:r>
+            <w:r>
+              <w:t xml:space="preserve">GMAIL login system is a secure alternate login </w:t>
+            </w:r>
+            <w:r>
+              <w:t xml:space="preserve">and account registration </w:t>
+            </w:r>
+            <w:r>
+              <w:t xml:space="preserve">system for our customers as it uses Google’s authentication which supports 2-step verification and constant security monitoring. It is also convenient because, </w:t>
+            </w:r>
+            <w:proofErr w:type="gramStart"/>
+            <w:r>
+              <w:t>customers  who</w:t>
+            </w:r>
+            <w:proofErr w:type="gramEnd"/>
+            <w:r>
+              <w:t xml:space="preserve"> may have Google accounts can sign in within a short amount of time .</w:t>
+            </w:r>
+          </w:p>
         </w:tc>
       </w:tr>
       <w:tr>
@@ -2193,10 +2682,18 @@
                 <w:b/>
                 <w:bCs/>
                 <w:kern w:val="0"/>
-                <w:u w:val="single"/>
                 <w14:ligatures w14:val="none"/>
               </w:rPr>
             </w:pPr>
+            <w:r>
+              <w:rPr>
+                <w:b/>
+                <w:bCs/>
+                <w:kern w:val="0"/>
+                <w14:ligatures w14:val="none"/>
+              </w:rPr>
+              <w:t xml:space="preserve">Delivery and collection system for orders </w:t>
+            </w:r>
           </w:p>
         </w:tc>
         <w:tc>
@@ -2204,16 +2701,1721 @@
             <w:tcW w:w="2145" w:type="dxa"/>
           </w:tcPr>
           <w:p>
-            <w:pPr>
-              <w:jc w:val="center"/>
-            </w:pPr>
+            <w:r>
+              <w:t xml:space="preserve">Henry should be able choose delivery </w:t>
+            </w:r>
+            <w:proofErr w:type="gramStart"/>
+            <w:r>
+              <w:t>as  a</w:t>
+            </w:r>
+            <w:proofErr w:type="gramEnd"/>
+            <w:r>
+              <w:t xml:space="preserve"> method for receiving his order .</w:t>
+            </w:r>
           </w:p>
         </w:tc>
         <w:tc>
           <w:tcPr>
             <w:tcW w:w="2145" w:type="dxa"/>
           </w:tcPr>
-          <w:p/>
+          <w:p>
+            <w:pPr>
+              <w:pStyle w:val="ListParagraph"/>
+              <w:numPr>
+                <w:ilvl w:val="0"/>
+                <w:numId w:val="20"/>
+              </w:numPr>
+            </w:pPr>
+            <w:r>
+              <w:t xml:space="preserve">User clicks on products they want to order </w:t>
+            </w:r>
+          </w:p>
+          <w:p>
+            <w:pPr>
+              <w:pStyle w:val="ListParagraph"/>
+              <w:numPr>
+                <w:ilvl w:val="0"/>
+                <w:numId w:val="20"/>
+              </w:numPr>
+            </w:pPr>
+            <w:r>
+              <w:t xml:space="preserve">User clicks on add to basket </w:t>
+            </w:r>
+          </w:p>
+          <w:p>
+            <w:pPr>
+              <w:pStyle w:val="ListParagraph"/>
+              <w:numPr>
+                <w:ilvl w:val="0"/>
+                <w:numId w:val="20"/>
+              </w:numPr>
+            </w:pPr>
+            <w:r>
+              <w:t xml:space="preserve">User clicks on basket icon from the navbar </w:t>
+            </w:r>
+          </w:p>
+          <w:p>
+            <w:pPr>
+              <w:pStyle w:val="ListParagraph"/>
+              <w:numPr>
+                <w:ilvl w:val="0"/>
+                <w:numId w:val="20"/>
+              </w:numPr>
+            </w:pPr>
+            <w:r>
+              <w:t xml:space="preserve">User clicks chooses the quantity they want </w:t>
+            </w:r>
+          </w:p>
+          <w:p>
+            <w:pPr>
+              <w:pStyle w:val="ListParagraph"/>
+              <w:numPr>
+                <w:ilvl w:val="0"/>
+                <w:numId w:val="20"/>
+              </w:numPr>
+            </w:pPr>
+            <w:proofErr w:type="gramStart"/>
+            <w:r>
+              <w:t>Quantity  that</w:t>
+            </w:r>
+            <w:proofErr w:type="gramEnd"/>
+            <w:r>
+              <w:t xml:space="preserve"> exceeds stock limit will be flagged</w:t>
+            </w:r>
+          </w:p>
+          <w:p>
+            <w:pPr>
+              <w:pStyle w:val="ListParagraph"/>
+              <w:numPr>
+                <w:ilvl w:val="0"/>
+                <w:numId w:val="20"/>
+              </w:numPr>
+            </w:pPr>
+            <w:r>
+              <w:t xml:space="preserve">User clicks on checkout </w:t>
+            </w:r>
+          </w:p>
+          <w:p>
+            <w:pPr>
+              <w:pStyle w:val="ListParagraph"/>
+              <w:numPr>
+                <w:ilvl w:val="0"/>
+                <w:numId w:val="20"/>
+              </w:numPr>
+            </w:pPr>
+            <w:r>
+              <w:t xml:space="preserve">User clicks on shipping method filter </w:t>
+            </w:r>
+          </w:p>
+          <w:p>
+            <w:pPr>
+              <w:pStyle w:val="ListParagraph"/>
+              <w:numPr>
+                <w:ilvl w:val="0"/>
+                <w:numId w:val="20"/>
+              </w:numPr>
+            </w:pPr>
+            <w:r>
+              <w:t xml:space="preserve">chooses delivery or collection </w:t>
+            </w:r>
+          </w:p>
+          <w:p>
+            <w:pPr>
+              <w:pStyle w:val="ListParagraph"/>
+              <w:numPr>
+                <w:ilvl w:val="0"/>
+                <w:numId w:val="20"/>
+              </w:numPr>
+            </w:pPr>
+            <w:proofErr w:type="gramStart"/>
+            <w:r>
+              <w:lastRenderedPageBreak/>
+              <w:t>User  can</w:t>
+            </w:r>
+            <w:proofErr w:type="gramEnd"/>
+            <w:r>
+              <w:t xml:space="preserve"> see associated costs for each method </w:t>
+            </w:r>
+            <w:r>
+              <w:t xml:space="preserve"> and delivery dates </w:t>
+            </w:r>
+          </w:p>
+          <w:p>
+            <w:pPr>
+              <w:pStyle w:val="ListParagraph"/>
+              <w:numPr>
+                <w:ilvl w:val="0"/>
+                <w:numId w:val="20"/>
+              </w:numPr>
+            </w:pPr>
+            <w:r>
+              <w:t xml:space="preserve">User enters their </w:t>
+            </w:r>
+            <w:proofErr w:type="gramStart"/>
+            <w:r>
+              <w:t>payment  details</w:t>
+            </w:r>
+            <w:proofErr w:type="gramEnd"/>
+            <w:r>
+              <w:t xml:space="preserve"> </w:t>
+            </w:r>
+          </w:p>
+          <w:p>
+            <w:pPr>
+              <w:pStyle w:val="ListParagraph"/>
+              <w:numPr>
+                <w:ilvl w:val="0"/>
+                <w:numId w:val="20"/>
+              </w:numPr>
+            </w:pPr>
+            <w:r>
+              <w:t xml:space="preserve">User sees the total calculated cost of before confirming order </w:t>
+            </w:r>
+          </w:p>
+          <w:p>
+            <w:pPr>
+              <w:pStyle w:val="ListParagraph"/>
+              <w:numPr>
+                <w:ilvl w:val="0"/>
+                <w:numId w:val="20"/>
+              </w:numPr>
+            </w:pPr>
+            <w:r>
+              <w:t xml:space="preserve">User clicks on place order </w:t>
+            </w:r>
+          </w:p>
+        </w:tc>
+        <w:tc>
+          <w:tcPr>
+            <w:tcW w:w="2145" w:type="dxa"/>
+          </w:tcPr>
+          <w:p>
+            <w:r>
+              <w:lastRenderedPageBreak/>
+              <w:t xml:space="preserve">This will be added to the solution because it is one of the features the client has requested from the set task </w:t>
+            </w:r>
+            <w:proofErr w:type="gramStart"/>
+            <w:r>
+              <w:t>brief .Allowing</w:t>
+            </w:r>
+            <w:proofErr w:type="gramEnd"/>
+            <w:r>
+              <w:t xml:space="preserve"> customers to place orders for collection and delivery gives them the  flexibility to choose the specific dates and times </w:t>
+            </w:r>
+            <w:r>
+              <w:t>they want their orders to be delivered  or choose a time where they can collect their order .</w:t>
+            </w:r>
+            <w:r>
+              <w:t xml:space="preserve"> </w:t>
+            </w:r>
+          </w:p>
+        </w:tc>
+      </w:tr>
+      <w:tr>
+        <w:trPr>
+          <w:trHeight w:val="360"/>
+        </w:trPr>
+        <w:tc>
+          <w:tcPr>
+            <w:tcW w:w="2145" w:type="dxa"/>
+          </w:tcPr>
+          <w:p>
+            <w:pPr>
+              <w:rPr>
+                <w:b/>
+                <w:bCs/>
+                <w:kern w:val="0"/>
+                <w14:ligatures w14:val="none"/>
+              </w:rPr>
+            </w:pPr>
+            <w:r>
+              <w:rPr>
+                <w:b/>
+                <w:bCs/>
+                <w:kern w:val="0"/>
+                <w14:ligatures w14:val="none"/>
+              </w:rPr>
+              <w:lastRenderedPageBreak/>
+              <w:t xml:space="preserve">Account management </w:t>
+            </w:r>
+          </w:p>
+        </w:tc>
+        <w:tc>
+          <w:tcPr>
+            <w:tcW w:w="2145" w:type="dxa"/>
+          </w:tcPr>
+          <w:p>
+            <w:r>
+              <w:t xml:space="preserve">As a customer I should be able to edit </w:t>
+            </w:r>
+            <w:proofErr w:type="gramStart"/>
+            <w:r>
+              <w:t>the  data</w:t>
+            </w:r>
+            <w:proofErr w:type="gramEnd"/>
+            <w:r>
+              <w:t xml:space="preserve"> for my account .</w:t>
+            </w:r>
+          </w:p>
+        </w:tc>
+        <w:tc>
+          <w:tcPr>
+            <w:tcW w:w="2145" w:type="dxa"/>
+          </w:tcPr>
+          <w:p>
+            <w:pPr>
+              <w:pStyle w:val="ListParagraph"/>
+              <w:numPr>
+                <w:ilvl w:val="0"/>
+                <w:numId w:val="21"/>
+              </w:numPr>
+            </w:pPr>
+            <w:r>
+              <w:t xml:space="preserve">User clicks on login </w:t>
+            </w:r>
+            <w:r>
+              <w:t xml:space="preserve">from the navbar </w:t>
+            </w:r>
+          </w:p>
+          <w:p>
+            <w:pPr>
+              <w:pStyle w:val="ListParagraph"/>
+              <w:numPr>
+                <w:ilvl w:val="0"/>
+                <w:numId w:val="21"/>
+              </w:numPr>
+            </w:pPr>
+            <w:r>
+              <w:t xml:space="preserve">User clicks on email space and enters their email </w:t>
+            </w:r>
+          </w:p>
+          <w:p>
+            <w:pPr>
+              <w:pStyle w:val="ListParagraph"/>
+              <w:numPr>
+                <w:ilvl w:val="0"/>
+                <w:numId w:val="21"/>
+              </w:numPr>
+            </w:pPr>
+            <w:r>
+              <w:t xml:space="preserve">User clicks on password space and </w:t>
+            </w:r>
+            <w:proofErr w:type="gramStart"/>
+            <w:r>
+              <w:t>enters  their</w:t>
+            </w:r>
+            <w:proofErr w:type="gramEnd"/>
+            <w:r>
+              <w:t xml:space="preserve"> password </w:t>
+            </w:r>
+          </w:p>
+          <w:p>
+            <w:pPr>
+              <w:pStyle w:val="ListParagraph"/>
+              <w:numPr>
+                <w:ilvl w:val="0"/>
+                <w:numId w:val="21"/>
+              </w:numPr>
+            </w:pPr>
+            <w:r>
+              <w:t xml:space="preserve">User clicks log in </w:t>
+            </w:r>
+          </w:p>
+          <w:p>
+            <w:pPr>
+              <w:pStyle w:val="ListParagraph"/>
+              <w:numPr>
+                <w:ilvl w:val="0"/>
+                <w:numId w:val="21"/>
+              </w:numPr>
+            </w:pPr>
+            <w:r>
+              <w:t>If user is using GMAIL, user clicks on sig</w:t>
+            </w:r>
+            <w:r>
+              <w:t xml:space="preserve">n in with google </w:t>
+            </w:r>
+          </w:p>
+          <w:p>
+            <w:pPr>
+              <w:pStyle w:val="ListParagraph"/>
+              <w:numPr>
+                <w:ilvl w:val="0"/>
+                <w:numId w:val="21"/>
+              </w:numPr>
+            </w:pPr>
+            <w:r>
+              <w:t xml:space="preserve">User </w:t>
+            </w:r>
+            <w:r>
+              <w:t xml:space="preserve">is now on homepage </w:t>
+            </w:r>
+          </w:p>
+          <w:p>
+            <w:pPr>
+              <w:pStyle w:val="ListParagraph"/>
+              <w:numPr>
+                <w:ilvl w:val="0"/>
+                <w:numId w:val="21"/>
+              </w:numPr>
+            </w:pPr>
+            <w:r>
+              <w:t xml:space="preserve">User clicks on account icon form navbar </w:t>
+            </w:r>
+          </w:p>
+          <w:p>
+            <w:pPr>
+              <w:pStyle w:val="ListParagraph"/>
+              <w:numPr>
+                <w:ilvl w:val="0"/>
+                <w:numId w:val="21"/>
+              </w:numPr>
+            </w:pPr>
+            <w:r>
+              <w:t xml:space="preserve">User can edit account settings and data </w:t>
+            </w:r>
+          </w:p>
+          <w:p>
+            <w:pPr>
+              <w:pStyle w:val="ListParagraph"/>
+              <w:numPr>
+                <w:ilvl w:val="0"/>
+                <w:numId w:val="21"/>
+              </w:numPr>
+            </w:pPr>
+            <w:r>
+              <w:t xml:space="preserve">Once done changing settings user clicks on save changes </w:t>
+            </w:r>
+          </w:p>
+          <w:p>
+            <w:pPr>
+              <w:ind w:left="360"/>
+            </w:pPr>
+          </w:p>
+        </w:tc>
+        <w:tc>
+          <w:tcPr>
+            <w:tcW w:w="2145" w:type="dxa"/>
+          </w:tcPr>
+          <w:p>
+            <w:r>
+              <w:t xml:space="preserve">Customers can personalise their accounts with this </w:t>
+            </w:r>
+            <w:proofErr w:type="gramStart"/>
+            <w:r>
+              <w:t>feature ,</w:t>
+            </w:r>
+            <w:proofErr w:type="gramEnd"/>
+            <w:r>
+              <w:t xml:space="preserve"> as users can save addresses for deliveries , save payment methods </w:t>
+            </w:r>
+            <w:r>
+              <w:t xml:space="preserve"> and contact details. This speeds up checkout process for frequent </w:t>
+            </w:r>
+            <w:proofErr w:type="gramStart"/>
+            <w:r>
+              <w:t>customers .This</w:t>
+            </w:r>
+            <w:proofErr w:type="gramEnd"/>
+            <w:r>
+              <w:t xml:space="preserve"> promotes data accuracy because users can update their own information without having to  rely on staff members  which reduces errors in deliveries and communication as  a whole  .</w:t>
+            </w:r>
+          </w:p>
+        </w:tc>
+      </w:tr>
+      <w:tr>
+        <w:trPr>
+          <w:trHeight w:val="360"/>
+        </w:trPr>
+        <w:tc>
+          <w:tcPr>
+            <w:tcW w:w="2145" w:type="dxa"/>
+          </w:tcPr>
+          <w:p>
+            <w:pPr>
+              <w:rPr>
+                <w:b/>
+                <w:bCs/>
+                <w:kern w:val="0"/>
+                <w14:ligatures w14:val="none"/>
+              </w:rPr>
+            </w:pPr>
+            <w:r>
+              <w:rPr>
+                <w:b/>
+                <w:bCs/>
+                <w:kern w:val="0"/>
+                <w14:ligatures w14:val="none"/>
+              </w:rPr>
+              <w:lastRenderedPageBreak/>
+              <w:t xml:space="preserve">Order </w:t>
+            </w:r>
+            <w:proofErr w:type="gramStart"/>
+            <w:r>
+              <w:rPr>
+                <w:b/>
+                <w:bCs/>
+                <w:kern w:val="0"/>
+                <w14:ligatures w14:val="none"/>
+              </w:rPr>
+              <w:t xml:space="preserve">management </w:t>
+            </w:r>
+            <w:r>
+              <w:rPr>
+                <w:b/>
+                <w:bCs/>
+                <w:kern w:val="0"/>
+                <w14:ligatures w14:val="none"/>
+              </w:rPr>
+              <w:t>,</w:t>
+            </w:r>
+            <w:proofErr w:type="gramEnd"/>
+            <w:r>
+              <w:rPr>
+                <w:b/>
+                <w:bCs/>
+                <w:kern w:val="0"/>
+                <w14:ligatures w14:val="none"/>
+              </w:rPr>
+              <w:t xml:space="preserve"> scheduling and tracking</w:t>
+            </w:r>
+            <w:r>
+              <w:rPr>
+                <w:b/>
+                <w:bCs/>
+                <w:kern w:val="0"/>
+                <w14:ligatures w14:val="none"/>
+              </w:rPr>
+              <w:t xml:space="preserve"> </w:t>
+            </w:r>
+          </w:p>
+        </w:tc>
+        <w:tc>
+          <w:tcPr>
+            <w:tcW w:w="2145" w:type="dxa"/>
+          </w:tcPr>
+          <w:p>
+            <w:r>
+              <w:t>As a customer I should be able to</w:t>
+            </w:r>
+            <w:r>
+              <w:t xml:space="preserve"> view the details about my orders so that I can verify if all the details are correct. </w:t>
+            </w:r>
+          </w:p>
+          <w:p>
+            <w:r>
+              <w:t xml:space="preserve">Aisha should be able track the process the of her order so that she doesn’t collect her order </w:t>
+            </w:r>
+            <w:proofErr w:type="gramStart"/>
+            <w:r>
+              <w:t>late .</w:t>
+            </w:r>
+            <w:proofErr w:type="gramEnd"/>
+            <w:r>
+              <w:t xml:space="preserve"> </w:t>
+            </w:r>
+          </w:p>
+        </w:tc>
+        <w:tc>
+          <w:tcPr>
+            <w:tcW w:w="2145" w:type="dxa"/>
+          </w:tcPr>
+          <w:p>
+            <w:pPr>
+              <w:pStyle w:val="ListParagraph"/>
+              <w:numPr>
+                <w:ilvl w:val="0"/>
+                <w:numId w:val="21"/>
+              </w:numPr>
+            </w:pPr>
+            <w:r>
+              <w:t xml:space="preserve">User is logged in and clicks on order page form navbar </w:t>
+            </w:r>
+          </w:p>
+          <w:p>
+            <w:pPr>
+              <w:pStyle w:val="ListParagraph"/>
+              <w:numPr>
+                <w:ilvl w:val="0"/>
+                <w:numId w:val="21"/>
+              </w:numPr>
+            </w:pPr>
+            <w:r>
+              <w:t xml:space="preserve">User should be able to </w:t>
+            </w:r>
+            <w:proofErr w:type="gramStart"/>
+            <w:r>
+              <w:t xml:space="preserve">see </w:t>
+            </w:r>
+            <w:r>
+              <w:t xml:space="preserve"> comprehensive</w:t>
+            </w:r>
+            <w:proofErr w:type="gramEnd"/>
+            <w:r>
+              <w:t xml:space="preserve"> information about their order </w:t>
+            </w:r>
+          </w:p>
+          <w:p>
+            <w:pPr>
+              <w:pStyle w:val="ListParagraph"/>
+              <w:numPr>
+                <w:ilvl w:val="0"/>
+                <w:numId w:val="21"/>
+              </w:numPr>
+            </w:pPr>
+            <w:r>
+              <w:t xml:space="preserve">The information must be clear and easy to read </w:t>
+            </w:r>
+          </w:p>
+          <w:p>
+            <w:pPr>
+              <w:pStyle w:val="ListParagraph"/>
+              <w:numPr>
+                <w:ilvl w:val="0"/>
+                <w:numId w:val="21"/>
+              </w:numPr>
+            </w:pPr>
+            <w:r>
+              <w:t xml:space="preserve">The user should be able </w:t>
+            </w:r>
+            <w:proofErr w:type="gramStart"/>
+            <w:r>
+              <w:t xml:space="preserve">to </w:t>
+            </w:r>
+            <w:r>
+              <w:t xml:space="preserve"> schedule</w:t>
+            </w:r>
+            <w:proofErr w:type="gramEnd"/>
+            <w:r>
+              <w:t xml:space="preserve"> a specific time and date they want they to place their orders </w:t>
+            </w:r>
+          </w:p>
+          <w:p>
+            <w:pPr>
+              <w:pStyle w:val="ListParagraph"/>
+              <w:numPr>
+                <w:ilvl w:val="0"/>
+                <w:numId w:val="21"/>
+              </w:numPr>
+            </w:pPr>
+            <w:r>
+              <w:t xml:space="preserve">The user should be able to see updates on the status of their order so they can keep a track on </w:t>
+            </w:r>
+            <w:proofErr w:type="gramStart"/>
+            <w:r>
+              <w:t>it .</w:t>
+            </w:r>
+            <w:proofErr w:type="gramEnd"/>
+            <w:r>
+              <w:t xml:space="preserve"> </w:t>
+            </w:r>
+          </w:p>
+          <w:p>
+            <w:pPr>
+              <w:pStyle w:val="ListParagraph"/>
+            </w:pPr>
+          </w:p>
+        </w:tc>
+        <w:tc>
+          <w:tcPr>
+            <w:tcW w:w="2145" w:type="dxa"/>
+          </w:tcPr>
+          <w:p>
+            <w:r>
+              <w:t xml:space="preserve">Customers will be able to get a centralised place to </w:t>
+            </w:r>
+            <w:proofErr w:type="gramStart"/>
+            <w:r>
+              <w:t>manage ,</w:t>
+            </w:r>
+            <w:proofErr w:type="gramEnd"/>
+            <w:r>
+              <w:t xml:space="preserve"> track and scheduling.</w:t>
+            </w:r>
+          </w:p>
+          <w:p>
+            <w:r>
+              <w:t xml:space="preserve">Customers will benefit </w:t>
+            </w:r>
+            <w:proofErr w:type="gramStart"/>
+            <w:r>
+              <w:t>from  this</w:t>
+            </w:r>
+            <w:proofErr w:type="gramEnd"/>
+            <w:r>
+              <w:t xml:space="preserve"> feature as they will save time from not having to constantly call farms about the status of their order. Another benefit is that </w:t>
+            </w:r>
+            <w:r>
+              <w:t xml:space="preserve">by showing all the order information in this place customers will have a clear view and understanding of their order which makes it easy for them to spot any issues that come up in the </w:t>
+            </w:r>
+            <w:proofErr w:type="gramStart"/>
+            <w:r>
+              <w:t>order .</w:t>
+            </w:r>
+            <w:proofErr w:type="gramEnd"/>
+          </w:p>
+        </w:tc>
+      </w:tr>
+      <w:tr>
+        <w:trPr>
+          <w:trHeight w:val="360"/>
+        </w:trPr>
+        <w:tc>
+          <w:tcPr>
+            <w:tcW w:w="2145" w:type="dxa"/>
+          </w:tcPr>
+          <w:p>
+            <w:pPr>
+              <w:rPr>
+                <w:b/>
+                <w:bCs/>
+                <w:kern w:val="0"/>
+                <w14:ligatures w14:val="none"/>
+              </w:rPr>
+            </w:pPr>
+            <w:r>
+              <w:rPr>
+                <w:b/>
+                <w:bCs/>
+                <w:kern w:val="0"/>
+                <w14:ligatures w14:val="none"/>
+              </w:rPr>
+              <w:t xml:space="preserve">The solution should </w:t>
+            </w:r>
+            <w:proofErr w:type="spellStart"/>
+            <w:proofErr w:type="gramStart"/>
+            <w:r>
+              <w:rPr>
+                <w:b/>
+                <w:bCs/>
+                <w:kern w:val="0"/>
+                <w14:ligatures w14:val="none"/>
+              </w:rPr>
+              <w:t>allows</w:t>
+            </w:r>
+            <w:proofErr w:type="spellEnd"/>
+            <w:proofErr w:type="gramEnd"/>
+            <w:r>
+              <w:rPr>
+                <w:b/>
+                <w:bCs/>
+                <w:kern w:val="0"/>
+                <w14:ligatures w14:val="none"/>
+              </w:rPr>
+              <w:t xml:space="preserve"> producers to manage stock levels</w:t>
+            </w:r>
+            <w:r>
+              <w:rPr>
+                <w:b/>
+                <w:bCs/>
+                <w:kern w:val="0"/>
+                <w14:ligatures w14:val="none"/>
+              </w:rPr>
+              <w:t>, update products details and view orders through a dashboard.</w:t>
+            </w:r>
+            <w:r>
+              <w:rPr>
+                <w:b/>
+                <w:bCs/>
+                <w:kern w:val="0"/>
+                <w14:ligatures w14:val="none"/>
+              </w:rPr>
+              <w:t xml:space="preserve"> </w:t>
+            </w:r>
+          </w:p>
+        </w:tc>
+        <w:tc>
+          <w:tcPr>
+            <w:tcW w:w="2145" w:type="dxa"/>
+          </w:tcPr>
+          <w:p>
+            <w:r>
+              <w:t>As a producer I should be able to manage stock levels, update product details and view orders so that I have full control</w:t>
+            </w:r>
+            <w:r>
+              <w:t xml:space="preserve"> over the </w:t>
+            </w:r>
+            <w:proofErr w:type="gramStart"/>
+            <w:r>
+              <w:t>workflow .</w:t>
+            </w:r>
+            <w:proofErr w:type="gramEnd"/>
+          </w:p>
+        </w:tc>
+        <w:tc>
+          <w:tcPr>
+            <w:tcW w:w="2145" w:type="dxa"/>
+          </w:tcPr>
+          <w:p>
+            <w:pPr>
+              <w:pStyle w:val="ListParagraph"/>
+              <w:numPr>
+                <w:ilvl w:val="0"/>
+                <w:numId w:val="21"/>
+              </w:numPr>
+            </w:pPr>
+            <w:r>
+              <w:t xml:space="preserve">Only producers should have access </w:t>
+            </w:r>
+            <w:proofErr w:type="gramStart"/>
+            <w:r>
+              <w:t>to  this</w:t>
+            </w:r>
+            <w:proofErr w:type="gramEnd"/>
+            <w:r>
+              <w:t xml:space="preserve"> dashboard </w:t>
+            </w:r>
+          </w:p>
+          <w:p>
+            <w:pPr>
+              <w:pStyle w:val="ListParagraph"/>
+              <w:numPr>
+                <w:ilvl w:val="0"/>
+                <w:numId w:val="21"/>
+              </w:numPr>
+            </w:pPr>
+            <w:r>
+              <w:t xml:space="preserve">Producers should be </w:t>
+            </w:r>
+            <w:proofErr w:type="gramStart"/>
+            <w:r>
+              <w:t>able  to</w:t>
+            </w:r>
+            <w:proofErr w:type="gramEnd"/>
+            <w:r>
+              <w:t xml:space="preserve"> display the stock limit to the users </w:t>
+            </w:r>
+          </w:p>
+          <w:p>
+            <w:pPr>
+              <w:pStyle w:val="ListParagraph"/>
+              <w:numPr>
+                <w:ilvl w:val="0"/>
+                <w:numId w:val="21"/>
+              </w:numPr>
+            </w:pPr>
+            <w:r>
+              <w:t xml:space="preserve">The solution must validate fields are in the correct format </w:t>
+            </w:r>
+          </w:p>
+          <w:p>
+            <w:pPr>
+              <w:pStyle w:val="ListParagraph"/>
+              <w:numPr>
+                <w:ilvl w:val="0"/>
+                <w:numId w:val="21"/>
+              </w:numPr>
+            </w:pPr>
+            <w:r>
+              <w:t>Producers should be able to view the movement of stock levels</w:t>
+            </w:r>
+          </w:p>
+          <w:p>
+            <w:pPr>
+              <w:pStyle w:val="ListParagraph"/>
+              <w:numPr>
+                <w:ilvl w:val="0"/>
+                <w:numId w:val="21"/>
+              </w:numPr>
+            </w:pPr>
+            <w:r>
+              <w:lastRenderedPageBreak/>
+              <w:t xml:space="preserve">The solution should output any changes to the stock level to producers  </w:t>
+            </w:r>
+          </w:p>
+          <w:p>
+            <w:pPr>
+              <w:pStyle w:val="ListParagraph"/>
+              <w:numPr>
+                <w:ilvl w:val="0"/>
+                <w:numId w:val="21"/>
+              </w:numPr>
+            </w:pPr>
+            <w:r>
+              <w:t xml:space="preserve">Producers should be able to change the stock level </w:t>
+            </w:r>
+          </w:p>
+          <w:p>
+            <w:pPr>
+              <w:pStyle w:val="ListParagraph"/>
+              <w:numPr>
+                <w:ilvl w:val="0"/>
+                <w:numId w:val="21"/>
+              </w:numPr>
+            </w:pPr>
+            <w:r>
+              <w:t xml:space="preserve">figures at any point in time </w:t>
+            </w:r>
+          </w:p>
+          <w:p>
+            <w:pPr>
+              <w:pStyle w:val="ListParagraph"/>
+              <w:numPr>
+                <w:ilvl w:val="0"/>
+                <w:numId w:val="21"/>
+              </w:numPr>
+            </w:pPr>
+            <w:r>
+              <w:t xml:space="preserve">Producers should be able to update product at any point in time </w:t>
+            </w:r>
+          </w:p>
+          <w:p>
+            <w:pPr>
+              <w:pStyle w:val="ListParagraph"/>
+              <w:numPr>
+                <w:ilvl w:val="0"/>
+                <w:numId w:val="21"/>
+              </w:numPr>
+            </w:pPr>
+            <w:r>
+              <w:t xml:space="preserve">The details should be clear and easy to read </w:t>
+            </w:r>
+          </w:p>
+          <w:p>
+            <w:pPr>
+              <w:pStyle w:val="ListParagraph"/>
+              <w:numPr>
+                <w:ilvl w:val="0"/>
+                <w:numId w:val="21"/>
+              </w:numPr>
+            </w:pPr>
+            <w:r>
+              <w:t xml:space="preserve">The information must contain images </w:t>
+            </w:r>
+          </w:p>
+          <w:p>
+            <w:pPr>
+              <w:pStyle w:val="ListParagraph"/>
+              <w:numPr>
+                <w:ilvl w:val="0"/>
+                <w:numId w:val="21"/>
+              </w:numPr>
+            </w:pPr>
+            <w:r>
+              <w:t xml:space="preserve">The producer should be able </w:t>
+            </w:r>
+            <w:r>
+              <w:t xml:space="preserve">to </w:t>
+            </w:r>
+            <w:proofErr w:type="gramStart"/>
+            <w:r>
+              <w:t>view  past</w:t>
+            </w:r>
+            <w:proofErr w:type="gramEnd"/>
+            <w:r>
+              <w:t xml:space="preserve"> and present orders </w:t>
+            </w:r>
+          </w:p>
+          <w:p>
+            <w:pPr>
+              <w:pStyle w:val="ListParagraph"/>
+              <w:numPr>
+                <w:ilvl w:val="0"/>
+                <w:numId w:val="21"/>
+              </w:numPr>
+            </w:pPr>
+            <w:r>
+              <w:t xml:space="preserve">The order details should be clear and comprehensive </w:t>
+            </w:r>
+          </w:p>
+          <w:p>
+            <w:pPr>
+              <w:pStyle w:val="ListParagraph"/>
+              <w:numPr>
+                <w:ilvl w:val="0"/>
+                <w:numId w:val="21"/>
+              </w:numPr>
+            </w:pPr>
+          </w:p>
+        </w:tc>
+        <w:tc>
+          <w:tcPr>
+            <w:tcW w:w="2145" w:type="dxa"/>
+          </w:tcPr>
+          <w:p>
+            <w:r>
+              <w:lastRenderedPageBreak/>
+              <w:t>Producers will</w:t>
+            </w:r>
+            <w:r>
+              <w:t xml:space="preserve"> benefit from this </w:t>
+            </w:r>
+            <w:proofErr w:type="gramStart"/>
+            <w:r>
+              <w:t>as ,they</w:t>
+            </w:r>
+            <w:proofErr w:type="gramEnd"/>
+            <w:r>
+              <w:t xml:space="preserve"> will </w:t>
+            </w:r>
+            <w:r>
+              <w:t xml:space="preserve"> have a centralised place  to manage track all of the key areas  for</w:t>
+            </w:r>
+            <w:r>
+              <w:t xml:space="preserve"> their business to </w:t>
+            </w:r>
+            <w:r>
+              <w:t xml:space="preserve"> run efficiently .</w:t>
+            </w:r>
+            <w:r>
+              <w:t xml:space="preserve"> Errors like miscalculating stock levels will be </w:t>
+            </w:r>
+            <w:proofErr w:type="gramStart"/>
+            <w:r>
+              <w:t>reduced  as</w:t>
+            </w:r>
+            <w:proofErr w:type="gramEnd"/>
+            <w:r>
+              <w:t xml:space="preserve"> this dash board will allow them to keep track on their stock level helping them manage the stock accordingly. Overall producers will </w:t>
+            </w:r>
+            <w:r>
+              <w:t xml:space="preserve">have a professional way of </w:t>
+            </w:r>
+            <w:r>
+              <w:lastRenderedPageBreak/>
+              <w:t xml:space="preserve">operating their business with lower stress that occurs with traditional methods. </w:t>
+            </w:r>
+          </w:p>
+          <w:p/>
+        </w:tc>
+      </w:tr>
+      <w:tr>
+        <w:trPr>
+          <w:trHeight w:val="360"/>
+        </w:trPr>
+        <w:tc>
+          <w:tcPr>
+            <w:tcW w:w="2145" w:type="dxa"/>
+          </w:tcPr>
+          <w:p>
+            <w:pPr>
+              <w:rPr>
+                <w:b/>
+                <w:bCs/>
+                <w:kern w:val="0"/>
+                <w14:ligatures w14:val="none"/>
+              </w:rPr>
+            </w:pPr>
+            <w:r>
+              <w:rPr>
+                <w:b/>
+                <w:bCs/>
+                <w:kern w:val="0"/>
+                <w14:ligatures w14:val="none"/>
+              </w:rPr>
+              <w:lastRenderedPageBreak/>
+              <w:t xml:space="preserve">The solution should have accessibility features </w:t>
+            </w:r>
+          </w:p>
+          <w:p>
+            <w:pPr>
+              <w:rPr>
+                <w:b/>
+                <w:bCs/>
+                <w:kern w:val="0"/>
+                <w14:ligatures w14:val="none"/>
+              </w:rPr>
+            </w:pPr>
+          </w:p>
+        </w:tc>
+        <w:tc>
+          <w:tcPr>
+            <w:tcW w:w="2145" w:type="dxa"/>
+          </w:tcPr>
+          <w:p>
+            <w:r>
+              <w:t>Mark should be able to turn on dark mode so that he can safely use the digital solution</w:t>
+            </w:r>
+          </w:p>
+        </w:tc>
+        <w:tc>
+          <w:tcPr>
+            <w:tcW w:w="2145" w:type="dxa"/>
+          </w:tcPr>
+          <w:p>
+            <w:pPr>
+              <w:pStyle w:val="ListParagraph"/>
+              <w:numPr>
+                <w:ilvl w:val="0"/>
+                <w:numId w:val="21"/>
+              </w:numPr>
+            </w:pPr>
+            <w:r>
+              <w:t xml:space="preserve">Users must be able to accessibility settings easily </w:t>
+            </w:r>
+          </w:p>
+          <w:p>
+            <w:pPr>
+              <w:pStyle w:val="ListParagraph"/>
+              <w:numPr>
+                <w:ilvl w:val="0"/>
+                <w:numId w:val="21"/>
+              </w:numPr>
+            </w:pPr>
+            <w:r>
+              <w:t xml:space="preserve">The solution must have dark mode and light mode </w:t>
+            </w:r>
+          </w:p>
+          <w:p>
+            <w:pPr>
+              <w:pStyle w:val="ListParagraph"/>
+              <w:numPr>
+                <w:ilvl w:val="0"/>
+                <w:numId w:val="21"/>
+              </w:numPr>
+            </w:pPr>
+            <w:r>
+              <w:t>Users should be able to change the font sizes</w:t>
+            </w:r>
+          </w:p>
+          <w:p>
+            <w:pPr>
+              <w:pStyle w:val="ListParagraph"/>
+              <w:numPr>
+                <w:ilvl w:val="0"/>
+                <w:numId w:val="21"/>
+              </w:numPr>
+            </w:pPr>
+            <w:r>
+              <w:t>The solution must have high contrast mode</w:t>
+            </w:r>
+          </w:p>
+          <w:p>
+            <w:pPr>
+              <w:pStyle w:val="ListParagraph"/>
+              <w:numPr>
+                <w:ilvl w:val="0"/>
+                <w:numId w:val="21"/>
+              </w:numPr>
+            </w:pPr>
+            <w:r>
+              <w:t xml:space="preserve">Users should be able to turn </w:t>
+            </w:r>
+            <w:r>
+              <w:lastRenderedPageBreak/>
+              <w:t>on text-to-speech</w:t>
+            </w:r>
+          </w:p>
+          <w:p>
+            <w:pPr>
+              <w:pStyle w:val="ListParagraph"/>
+              <w:numPr>
+                <w:ilvl w:val="0"/>
+                <w:numId w:val="21"/>
+              </w:numPr>
+            </w:pPr>
+            <w:r>
+              <w:t xml:space="preserve">The accessibility settings the user has chosen should save and load automatically the user uses the website </w:t>
+            </w:r>
+          </w:p>
+          <w:p>
+            <w:pPr>
+              <w:pStyle w:val="ListParagraph"/>
+              <w:numPr>
+                <w:ilvl w:val="0"/>
+                <w:numId w:val="21"/>
+              </w:numPr>
+            </w:pPr>
+          </w:p>
+        </w:tc>
+        <w:tc>
+          <w:tcPr>
+            <w:tcW w:w="2145" w:type="dxa"/>
+          </w:tcPr>
+          <w:p>
+            <w:r>
+              <w:lastRenderedPageBreak/>
+              <w:t xml:space="preserve">Adding accessibility features allows the digital solution to support a wide range of users. This Is beneficial for our client as it allows our client offer their products </w:t>
+            </w:r>
+            <w:proofErr w:type="gramStart"/>
+            <w:r>
+              <w:t>to  various</w:t>
+            </w:r>
+            <w:proofErr w:type="gramEnd"/>
+            <w:r>
+              <w:t xml:space="preserve">  customers which increases revenue .</w:t>
+            </w:r>
+          </w:p>
+        </w:tc>
+      </w:tr>
+      <w:tr>
+        <w:trPr>
+          <w:trHeight w:val="360"/>
+        </w:trPr>
+        <w:tc>
+          <w:tcPr>
+            <w:tcW w:w="2145" w:type="dxa"/>
+          </w:tcPr>
+          <w:p>
+            <w:pPr>
+              <w:rPr>
+                <w:b/>
+                <w:bCs/>
+                <w:kern w:val="0"/>
+                <w14:ligatures w14:val="none"/>
+              </w:rPr>
+            </w:pPr>
+            <w:r>
+              <w:rPr>
+                <w:b/>
+                <w:bCs/>
+                <w:kern w:val="0"/>
+                <w14:ligatures w14:val="none"/>
+              </w:rPr>
+              <w:t xml:space="preserve">There </w:t>
+            </w:r>
+            <w:proofErr w:type="gramStart"/>
+            <w:r>
+              <w:rPr>
+                <w:b/>
+                <w:bCs/>
+                <w:kern w:val="0"/>
+                <w14:ligatures w14:val="none"/>
+              </w:rPr>
+              <w:t>should  be</w:t>
+            </w:r>
+            <w:proofErr w:type="gramEnd"/>
+            <w:r>
+              <w:rPr>
+                <w:b/>
+                <w:bCs/>
+                <w:kern w:val="0"/>
+                <w14:ligatures w14:val="none"/>
+              </w:rPr>
+              <w:t xml:space="preserve"> a loyalty scheme that provides </w:t>
+            </w:r>
+            <w:r>
+              <w:rPr>
+                <w:b/>
+                <w:bCs/>
+                <w:kern w:val="0"/>
+                <w14:ligatures w14:val="none"/>
+              </w:rPr>
+              <w:t xml:space="preserve">discounts and special offers </w:t>
+            </w:r>
+          </w:p>
+        </w:tc>
+        <w:tc>
+          <w:tcPr>
+            <w:tcW w:w="2145" w:type="dxa"/>
+          </w:tcPr>
+          <w:p>
+            <w:r>
+              <w:t xml:space="preserve">As a customer I should </w:t>
+            </w:r>
+            <w:proofErr w:type="gramStart"/>
+            <w:r>
+              <w:t>be  able</w:t>
+            </w:r>
+            <w:proofErr w:type="gramEnd"/>
+            <w:r>
+              <w:t xml:space="preserve"> to have the opportunity to receive special offers for frequent spending .</w:t>
+            </w:r>
+          </w:p>
+        </w:tc>
+        <w:tc>
+          <w:tcPr>
+            <w:tcW w:w="2145" w:type="dxa"/>
+          </w:tcPr>
+          <w:p>
+            <w:pPr>
+              <w:pStyle w:val="ListParagraph"/>
+              <w:numPr>
+                <w:ilvl w:val="0"/>
+                <w:numId w:val="21"/>
+              </w:numPr>
+            </w:pPr>
+            <w:r>
+              <w:t xml:space="preserve">The special offers and discount should be </w:t>
+            </w:r>
+            <w:proofErr w:type="gramStart"/>
+            <w:r>
+              <w:t>bold ,</w:t>
+            </w:r>
+            <w:proofErr w:type="gramEnd"/>
+            <w:r>
+              <w:t xml:space="preserve"> clear and easy to read</w:t>
+            </w:r>
+          </w:p>
+          <w:p>
+            <w:pPr>
+              <w:pStyle w:val="ListParagraph"/>
+              <w:numPr>
+                <w:ilvl w:val="0"/>
+                <w:numId w:val="21"/>
+              </w:numPr>
+            </w:pPr>
+            <w:r>
+              <w:t xml:space="preserve">The details of special offers and discounts should be clear and comprehensive </w:t>
+            </w:r>
+          </w:p>
+          <w:p>
+            <w:pPr>
+              <w:pStyle w:val="ListParagraph"/>
+              <w:numPr>
+                <w:ilvl w:val="0"/>
+                <w:numId w:val="21"/>
+              </w:numPr>
+            </w:pPr>
+            <w:r>
+              <w:t xml:space="preserve">The solution should have validation check for the terms of the of special and conditions of special offers </w:t>
+            </w:r>
+          </w:p>
+          <w:p>
+            <w:pPr>
+              <w:pStyle w:val="ListParagraph"/>
+              <w:numPr>
+                <w:ilvl w:val="0"/>
+                <w:numId w:val="21"/>
+              </w:numPr>
+            </w:pPr>
+            <w:r>
+              <w:t xml:space="preserve">Special offers and discounts should have date and time limits </w:t>
+            </w:r>
+          </w:p>
+          <w:p>
+            <w:pPr>
+              <w:pStyle w:val="ListParagraph"/>
+              <w:numPr>
+                <w:ilvl w:val="0"/>
+                <w:numId w:val="21"/>
+              </w:numPr>
+            </w:pPr>
+            <w:r>
+              <w:t xml:space="preserve">Special offers and discounts should be working past their due dates </w:t>
+            </w:r>
+          </w:p>
+        </w:tc>
+        <w:tc>
+          <w:tcPr>
+            <w:tcW w:w="2145" w:type="dxa"/>
+          </w:tcPr>
+          <w:p>
+            <w:r>
+              <w:t xml:space="preserve">Loyalty schemes would encourage customers to regularly purchase products from our </w:t>
+            </w:r>
+            <w:proofErr w:type="gramStart"/>
+            <w:r>
+              <w:t>client .</w:t>
+            </w:r>
+            <w:proofErr w:type="gramEnd"/>
+            <w:r>
+              <w:t xml:space="preserve"> This is beneficial as it will greatly increase customer retention which will also lead to more </w:t>
+            </w:r>
+            <w:proofErr w:type="gramStart"/>
+            <w:r>
+              <w:t>revenue .</w:t>
+            </w:r>
+            <w:proofErr w:type="gramEnd"/>
+          </w:p>
+        </w:tc>
+      </w:tr>
+      <w:tr>
+        <w:trPr>
+          <w:trHeight w:val="360"/>
+        </w:trPr>
+        <w:tc>
+          <w:tcPr>
+            <w:tcW w:w="2145" w:type="dxa"/>
+          </w:tcPr>
+          <w:p>
+            <w:pPr>
+              <w:rPr>
+                <w:b/>
+                <w:bCs/>
+                <w:kern w:val="0"/>
+                <w14:ligatures w14:val="none"/>
+              </w:rPr>
+            </w:pPr>
+          </w:p>
+        </w:tc>
+        <w:tc>
+          <w:tcPr>
+            <w:tcW w:w="2145" w:type="dxa"/>
+          </w:tcPr>
+          <w:p/>
+        </w:tc>
+        <w:tc>
+          <w:tcPr>
+            <w:tcW w:w="2145" w:type="dxa"/>
+          </w:tcPr>
+          <w:p>
+            <w:pPr>
+              <w:pStyle w:val="ListParagraph"/>
+              <w:numPr>
+                <w:ilvl w:val="0"/>
+                <w:numId w:val="21"/>
+              </w:numPr>
+            </w:pPr>
+          </w:p>
+        </w:tc>
+        <w:tc>
+          <w:tcPr>
+            <w:tcW w:w="2145" w:type="dxa"/>
+          </w:tcPr>
+          <w:p/>
+        </w:tc>
+      </w:tr>
+      <w:tr>
+        <w:trPr>
+          <w:trHeight w:val="360"/>
+        </w:trPr>
+        <w:tc>
+          <w:tcPr>
+            <w:tcW w:w="2145" w:type="dxa"/>
+          </w:tcPr>
+          <w:p>
+            <w:pPr>
+              <w:rPr>
+                <w:b/>
+                <w:bCs/>
+                <w:kern w:val="0"/>
+                <w14:ligatures w14:val="none"/>
+              </w:rPr>
+            </w:pPr>
+          </w:p>
+        </w:tc>
+        <w:tc>
+          <w:tcPr>
+            <w:tcW w:w="2145" w:type="dxa"/>
+          </w:tcPr>
+          <w:p/>
+        </w:tc>
+        <w:tc>
+          <w:tcPr>
+            <w:tcW w:w="2145" w:type="dxa"/>
+          </w:tcPr>
+          <w:p>
+            <w:pPr>
+              <w:pStyle w:val="ListParagraph"/>
+              <w:numPr>
+                <w:ilvl w:val="0"/>
+                <w:numId w:val="21"/>
+              </w:numPr>
+            </w:pPr>
+          </w:p>
+        </w:tc>
+        <w:tc>
+          <w:tcPr>
+            <w:tcW w:w="2145" w:type="dxa"/>
+          </w:tcPr>
+          <w:p/>
+        </w:tc>
+      </w:tr>
+      <w:tr>
+        <w:trPr>
+          <w:trHeight w:val="360"/>
+        </w:trPr>
+        <w:tc>
+          <w:tcPr>
+            <w:tcW w:w="2145" w:type="dxa"/>
+          </w:tcPr>
+          <w:p>
+            <w:pPr>
+              <w:rPr>
+                <w:b/>
+                <w:bCs/>
+                <w:kern w:val="0"/>
+                <w14:ligatures w14:val="none"/>
+              </w:rPr>
+            </w:pPr>
+          </w:p>
+        </w:tc>
+        <w:tc>
+          <w:tcPr>
+            <w:tcW w:w="2145" w:type="dxa"/>
+          </w:tcPr>
+          <w:p/>
+        </w:tc>
+        <w:tc>
+          <w:tcPr>
+            <w:tcW w:w="2145" w:type="dxa"/>
+          </w:tcPr>
+          <w:p>
+            <w:pPr>
+              <w:pStyle w:val="ListParagraph"/>
+              <w:numPr>
+                <w:ilvl w:val="0"/>
+                <w:numId w:val="21"/>
+              </w:numPr>
+            </w:pPr>
+          </w:p>
+        </w:tc>
+        <w:tc>
+          <w:tcPr>
+            <w:tcW w:w="2145" w:type="dxa"/>
+          </w:tcPr>
+          <w:p/>
+        </w:tc>
+      </w:tr>
+      <w:tr>
+        <w:trPr>
+          <w:trHeight w:val="360"/>
+        </w:trPr>
+        <w:tc>
+          <w:tcPr>
+            <w:tcW w:w="2145" w:type="dxa"/>
+          </w:tcPr>
+          <w:p>
+            <w:pPr>
+              <w:rPr>
+                <w:b/>
+                <w:bCs/>
+                <w:kern w:val="0"/>
+                <w14:ligatures w14:val="none"/>
+              </w:rPr>
+            </w:pPr>
+          </w:p>
+        </w:tc>
+        <w:tc>
+          <w:tcPr>
+            <w:tcW w:w="2145" w:type="dxa"/>
+          </w:tcPr>
+          <w:p/>
+        </w:tc>
+        <w:tc>
+          <w:tcPr>
+            <w:tcW w:w="2145" w:type="dxa"/>
+          </w:tcPr>
+          <w:p>
+            <w:pPr>
+              <w:pStyle w:val="ListParagraph"/>
+              <w:numPr>
+                <w:ilvl w:val="0"/>
+                <w:numId w:val="21"/>
+              </w:numPr>
+            </w:pPr>
+          </w:p>
+        </w:tc>
+        <w:tc>
+          <w:tcPr>
+            <w:tcW w:w="2145" w:type="dxa"/>
+          </w:tcPr>
+          <w:p/>
+        </w:tc>
+      </w:tr>
+      <w:tr>
+        <w:trPr>
+          <w:trHeight w:val="360"/>
+        </w:trPr>
+        <w:tc>
+          <w:tcPr>
+            <w:tcW w:w="2145" w:type="dxa"/>
+          </w:tcPr>
+          <w:p>
+            <w:pPr>
+              <w:rPr>
+                <w:b/>
+                <w:bCs/>
+                <w:kern w:val="0"/>
+                <w14:ligatures w14:val="none"/>
+              </w:rPr>
+            </w:pPr>
+          </w:p>
+        </w:tc>
+        <w:tc>
+          <w:tcPr>
+            <w:tcW w:w="2145" w:type="dxa"/>
+          </w:tcPr>
+          <w:p/>
+        </w:tc>
+        <w:tc>
+          <w:tcPr>
+            <w:tcW w:w="2145" w:type="dxa"/>
+          </w:tcPr>
+          <w:p>
+            <w:pPr>
+              <w:pStyle w:val="ListParagraph"/>
+              <w:numPr>
+                <w:ilvl w:val="0"/>
+                <w:numId w:val="21"/>
+              </w:numPr>
+            </w:pPr>
+          </w:p>
+        </w:tc>
+        <w:tc>
+          <w:tcPr>
+            <w:tcW w:w="2145" w:type="dxa"/>
+          </w:tcPr>
+          <w:p/>
+        </w:tc>
+      </w:tr>
+      <w:tr>
+        <w:trPr>
+          <w:trHeight w:val="360"/>
+        </w:trPr>
+        <w:tc>
+          <w:tcPr>
+            <w:tcW w:w="2145" w:type="dxa"/>
+          </w:tcPr>
+          <w:p>
+            <w:pPr>
+              <w:rPr>
+                <w:b/>
+                <w:bCs/>
+                <w:kern w:val="0"/>
+                <w14:ligatures w14:val="none"/>
+              </w:rPr>
+            </w:pPr>
+          </w:p>
+        </w:tc>
+        <w:tc>
+          <w:tcPr>
+            <w:tcW w:w="2145" w:type="dxa"/>
+          </w:tcPr>
+          <w:p/>
+        </w:tc>
+        <w:tc>
+          <w:tcPr>
+            <w:tcW w:w="2145" w:type="dxa"/>
+          </w:tcPr>
+          <w:p>
+            <w:pPr>
+              <w:pStyle w:val="ListParagraph"/>
+              <w:numPr>
+                <w:ilvl w:val="0"/>
+                <w:numId w:val="21"/>
+              </w:numPr>
+            </w:pPr>
+          </w:p>
+        </w:tc>
+        <w:tc>
+          <w:tcPr>
+            <w:tcW w:w="2145" w:type="dxa"/>
+          </w:tcPr>
+          <w:p/>
+        </w:tc>
+      </w:tr>
+      <w:tr>
+        <w:trPr>
+          <w:trHeight w:val="360"/>
+        </w:trPr>
+        <w:tc>
+          <w:tcPr>
+            <w:tcW w:w="2145" w:type="dxa"/>
+          </w:tcPr>
+          <w:p>
+            <w:pPr>
+              <w:rPr>
+                <w:b/>
+                <w:bCs/>
+                <w:kern w:val="0"/>
+                <w14:ligatures w14:val="none"/>
+              </w:rPr>
+            </w:pPr>
+          </w:p>
+        </w:tc>
+        <w:tc>
+          <w:tcPr>
+            <w:tcW w:w="2145" w:type="dxa"/>
+          </w:tcPr>
+          <w:p/>
+        </w:tc>
+        <w:tc>
+          <w:tcPr>
+            <w:tcW w:w="2145" w:type="dxa"/>
+          </w:tcPr>
+          <w:p>
+            <w:pPr>
+              <w:pStyle w:val="ListParagraph"/>
+              <w:numPr>
+                <w:ilvl w:val="0"/>
+                <w:numId w:val="21"/>
+              </w:numPr>
+            </w:pPr>
+          </w:p>
+        </w:tc>
+        <w:tc>
+          <w:tcPr>
+            <w:tcW w:w="2145" w:type="dxa"/>
+          </w:tcPr>
+          <w:p/>
+        </w:tc>
+      </w:tr>
+      <w:tr>
+        <w:trPr>
+          <w:trHeight w:val="360"/>
+        </w:trPr>
+        <w:tc>
+          <w:tcPr>
+            <w:tcW w:w="2145" w:type="dxa"/>
+          </w:tcPr>
+          <w:p>
+            <w:pPr>
+              <w:rPr>
+                <w:b/>
+                <w:bCs/>
+                <w:kern w:val="0"/>
+                <w14:ligatures w14:val="none"/>
+              </w:rPr>
+            </w:pPr>
+          </w:p>
+        </w:tc>
+        <w:tc>
+          <w:tcPr>
+            <w:tcW w:w="2145" w:type="dxa"/>
+          </w:tcPr>
+          <w:p/>
+        </w:tc>
+        <w:tc>
+          <w:tcPr>
+            <w:tcW w:w="2145" w:type="dxa"/>
+          </w:tcPr>
+          <w:p>
+            <w:pPr>
+              <w:pStyle w:val="ListParagraph"/>
+              <w:numPr>
+                <w:ilvl w:val="0"/>
+                <w:numId w:val="21"/>
+              </w:numPr>
+            </w:pPr>
+          </w:p>
+        </w:tc>
+        <w:tc>
+          <w:tcPr>
+            <w:tcW w:w="2145" w:type="dxa"/>
+          </w:tcPr>
+          <w:p/>
+        </w:tc>
+      </w:tr>
+      <w:tr>
+        <w:trPr>
+          <w:trHeight w:val="360"/>
+        </w:trPr>
+        <w:tc>
+          <w:tcPr>
+            <w:tcW w:w="2145" w:type="dxa"/>
+          </w:tcPr>
+          <w:p>
+            <w:pPr>
+              <w:rPr>
+                <w:b/>
+                <w:bCs/>
+                <w:kern w:val="0"/>
+                <w14:ligatures w14:val="none"/>
+              </w:rPr>
+            </w:pPr>
+          </w:p>
+        </w:tc>
+        <w:tc>
+          <w:tcPr>
+            <w:tcW w:w="2145" w:type="dxa"/>
+          </w:tcPr>
+          <w:p/>
+        </w:tc>
+        <w:tc>
+          <w:tcPr>
+            <w:tcW w:w="2145" w:type="dxa"/>
+          </w:tcPr>
+          <w:p>
+            <w:pPr>
+              <w:pStyle w:val="ListParagraph"/>
+              <w:numPr>
+                <w:ilvl w:val="0"/>
+                <w:numId w:val="21"/>
+              </w:numPr>
+            </w:pPr>
+          </w:p>
         </w:tc>
         <w:tc>
           <w:tcPr>
@@ -2364,6 +4566,157 @@
               <w:jc w:val="center"/>
             </w:pPr>
           </w:p>
+          <w:p>
+            <w:pPr>
+              <w:jc w:val="center"/>
+            </w:pPr>
+          </w:p>
+          <w:p>
+            <w:pPr>
+              <w:jc w:val="center"/>
+            </w:pPr>
+          </w:p>
+          <w:p>
+            <w:pPr>
+              <w:jc w:val="center"/>
+            </w:pPr>
+          </w:p>
+          <w:p>
+            <w:pPr>
+              <w:jc w:val="center"/>
+            </w:pPr>
+          </w:p>
+          <w:p>
+            <w:pPr>
+              <w:jc w:val="center"/>
+            </w:pPr>
+          </w:p>
+          <w:p>
+            <w:pPr>
+              <w:jc w:val="center"/>
+            </w:pPr>
+          </w:p>
+          <w:p/>
+        </w:tc>
+      </w:tr>
+      <w:tr>
+        <w:trPr>
+          <w:trHeight w:val="8"/>
+        </w:trPr>
+        <w:tc>
+          <w:tcPr>
+            <w:tcW w:w="2744" w:type="dxa"/>
+          </w:tcPr>
+          <w:p>
+            <w:pPr>
+              <w:rPr>
+                <w:rFonts w:eastAsia="Aptos" w:cstheme="minorHAnsi"/>
+                <w:sz w:val="24"/>
+                <w:szCs w:val="24"/>
+              </w:rPr>
+            </w:pPr>
+            <w:r>
+              <w:rPr>
+                <w:sz w:val="24"/>
+                <w:szCs w:val="24"/>
+              </w:rPr>
+              <w:t>Average API response time for actions such as bookings should be fast.</w:t>
+            </w:r>
+          </w:p>
+          <w:p/>
+        </w:tc>
+        <w:tc>
+          <w:tcPr>
+            <w:tcW w:w="2744" w:type="dxa"/>
+          </w:tcPr>
+          <w:p>
+            <w:pPr>
+              <w:rPr>
+                <w:rFonts w:eastAsia="Aptos" w:cstheme="minorHAnsi"/>
+                <w:sz w:val="24"/>
+                <w:szCs w:val="24"/>
+              </w:rPr>
+            </w:pPr>
+            <w:r>
+              <w:rPr>
+                <w:rFonts w:cstheme="minorHAnsi"/>
+              </w:rPr>
+              <w:t xml:space="preserve">System that respond quickly allows </w:t>
+            </w:r>
+            <w:proofErr w:type="gramStart"/>
+            <w:r>
+              <w:rPr>
+                <w:rFonts w:cstheme="minorHAnsi"/>
+              </w:rPr>
+              <w:t>users  to</w:t>
+            </w:r>
+            <w:proofErr w:type="gramEnd"/>
+            <w:r>
+              <w:rPr>
+                <w:rFonts w:cstheme="minorHAnsi"/>
+              </w:rPr>
+              <w:t xml:space="preserve"> quickly complete more tasks which leads to more productivity in the work flow .More productivity will allow our client to surpass the competitors in this field .This  can rapidly increase income as there is more transactions occurring when customers successfully hire rooms.</w:t>
+            </w:r>
+          </w:p>
+          <w:p/>
+          <w:p/>
+          <w:p>
+            <w:pPr>
+              <w:ind w:firstLine="720"/>
+            </w:pPr>
+          </w:p>
+        </w:tc>
+        <w:tc>
+          <w:tcPr>
+            <w:tcW w:w="2748" w:type="dxa"/>
+          </w:tcPr>
+          <w:p>
+            <w:pPr>
+              <w:rPr>
+                <w:rFonts w:eastAsia="Aptos" w:cstheme="minorHAnsi"/>
+                <w:sz w:val="24"/>
+                <w:szCs w:val="24"/>
+              </w:rPr>
+            </w:pPr>
+            <w:r>
+              <w:rPr>
+                <w:rFonts w:cstheme="minorHAnsi"/>
+              </w:rPr>
+              <w:t xml:space="preserve">The average API response time should be between 0.1 and 1 </w:t>
+            </w:r>
+            <w:proofErr w:type="gramStart"/>
+            <w:r>
+              <w:rPr>
+                <w:rFonts w:cstheme="minorHAnsi"/>
+              </w:rPr>
+              <w:t>second .</w:t>
+            </w:r>
+            <w:proofErr w:type="gramEnd"/>
+          </w:p>
+          <w:p/>
+        </w:tc>
+      </w:tr>
+      <w:tr>
+        <w:trPr>
+          <w:trHeight w:val="8"/>
+        </w:trPr>
+        <w:tc>
+          <w:tcPr>
+            <w:tcW w:w="2744" w:type="dxa"/>
+          </w:tcPr>
+          <w:p/>
+        </w:tc>
+        <w:tc>
+          <w:tcPr>
+            <w:tcW w:w="2744" w:type="dxa"/>
+          </w:tcPr>
+          <w:p/>
+        </w:tc>
+        <w:tc>
+          <w:tcPr>
+            <w:tcW w:w="2748" w:type="dxa"/>
+          </w:tcPr>
+          <w:p/>
         </w:tc>
       </w:tr>
       <w:tr>
@@ -2438,19 +4791,244 @@
           <w:tcPr>
             <w:tcW w:w="2744" w:type="dxa"/>
           </w:tcPr>
+          <w:p>
+            <w:r>
+              <w:t>All data must be kept secure</w:t>
+            </w:r>
+          </w:p>
           <w:p/>
         </w:tc>
         <w:tc>
           <w:tcPr>
             <w:tcW w:w="2744" w:type="dxa"/>
           </w:tcPr>
-          <w:p/>
+          <w:p>
+            <w:r>
+              <w:t>Protects sensitive personal and payment information from harmful individuals.</w:t>
+            </w:r>
+          </w:p>
+          <w:p>
+            <w:pPr>
+              <w:ind w:firstLine="720"/>
+            </w:pPr>
+          </w:p>
         </w:tc>
         <w:tc>
           <w:tcPr>
             <w:tcW w:w="2748" w:type="dxa"/>
           </w:tcPr>
-          <w:p/>
+          <w:p>
+            <w:r>
+              <w:t>Data must be 100 percent encrypted</w:t>
+            </w:r>
+          </w:p>
+          <w:p/>
+        </w:tc>
+      </w:tr>
+      <w:tr>
+        <w:trPr>
+          <w:trHeight w:val="8"/>
+        </w:trPr>
+        <w:tc>
+          <w:tcPr>
+            <w:tcW w:w="2744" w:type="dxa"/>
+          </w:tcPr>
+          <w:p>
+            <w:r>
+              <w:t>The time taken to detect a security incident should be as soon as possible.</w:t>
+            </w:r>
+          </w:p>
+        </w:tc>
+        <w:tc>
+          <w:tcPr>
+            <w:tcW w:w="2744" w:type="dxa"/>
+          </w:tcPr>
+          <w:p>
+            <w:r>
+              <w:t xml:space="preserve">By keeping an eye on unusual activity such as multiple failed login attempts to </w:t>
+            </w:r>
+            <w:proofErr w:type="gramStart"/>
+            <w:r>
+              <w:t>accounts  the</w:t>
+            </w:r>
+            <w:proofErr w:type="gramEnd"/>
+            <w:r>
+              <w:t xml:space="preserve"> </w:t>
+            </w:r>
+            <w:r>
+              <w:lastRenderedPageBreak/>
+              <w:t xml:space="preserve">sooner actions such as locking accounts, changing passwords  can be done to neutralise the threats .If these threats are left undetected the threats the security </w:t>
+            </w:r>
+            <w:proofErr w:type="spellStart"/>
+            <w:r>
+              <w:t>o</w:t>
+            </w:r>
+            <w:proofErr w:type="spellEnd"/>
+            <w:r>
+              <w:t xml:space="preserve"> the digital solution is at risk which will disrupt the productivity of our client and ruin their reputation. These consequences will also lead to our client’s financial </w:t>
+            </w:r>
+            <w:proofErr w:type="gramStart"/>
+            <w:r>
+              <w:t>ruin .</w:t>
+            </w:r>
+            <w:proofErr w:type="gramEnd"/>
+          </w:p>
+        </w:tc>
+        <w:tc>
+          <w:tcPr>
+            <w:tcW w:w="2748" w:type="dxa"/>
+          </w:tcPr>
+          <w:p>
+            <w:r>
+              <w:lastRenderedPageBreak/>
+              <w:t xml:space="preserve">The average time to </w:t>
+            </w:r>
+            <w:proofErr w:type="gramStart"/>
+            <w:r>
+              <w:t>detect  to</w:t>
+            </w:r>
+            <w:proofErr w:type="gramEnd"/>
+            <w:r>
+              <w:t xml:space="preserve"> minor incidents should be less than 24 hours. For </w:t>
+            </w:r>
+            <w:r>
+              <w:lastRenderedPageBreak/>
+              <w:t>serious incidents it should be within an hour.</w:t>
+            </w:r>
+          </w:p>
+        </w:tc>
+      </w:tr>
+      <w:tr>
+        <w:trPr>
+          <w:trHeight w:val="8"/>
+        </w:trPr>
+        <w:tc>
+          <w:tcPr>
+            <w:tcW w:w="2744" w:type="dxa"/>
+          </w:tcPr>
+          <w:p>
+            <w:r>
+              <w:lastRenderedPageBreak/>
+              <w:t>The time taken to respond to a security incident should be quick</w:t>
+            </w:r>
+          </w:p>
+        </w:tc>
+        <w:tc>
+          <w:tcPr>
+            <w:tcW w:w="2744" w:type="dxa"/>
+          </w:tcPr>
+          <w:p>
+            <w:r>
+              <w:t xml:space="preserve">It is important that fast responses are carried because it will reduce the chances of data being stolen, which protects the reputation of our clients as customers will trust our client even more knowing that their data is secure from </w:t>
+            </w:r>
+            <w:proofErr w:type="gramStart"/>
+            <w:r>
+              <w:t>attacks .</w:t>
+            </w:r>
+            <w:proofErr w:type="gramEnd"/>
+            <w:r>
+              <w:t xml:space="preserve"> Security threats cause downtime </w:t>
+            </w:r>
+            <w:proofErr w:type="gramStart"/>
+            <w:r>
+              <w:t>on  booking</w:t>
+            </w:r>
+            <w:proofErr w:type="gramEnd"/>
+            <w:r>
+              <w:t xml:space="preserve"> systems which leads to less productivity .So by solving an incident as quickly possibly, work flow can resume leading none or  significant financial loss.</w:t>
+            </w:r>
+          </w:p>
+          <w:p/>
+        </w:tc>
+        <w:tc>
+          <w:tcPr>
+            <w:tcW w:w="2748" w:type="dxa"/>
+          </w:tcPr>
+          <w:p>
+            <w:r>
+              <w:t xml:space="preserve">The average time to respond to minor incidents should be less than 24 hours. For serious incidents it should be within 4 </w:t>
+            </w:r>
+            <w:proofErr w:type="gramStart"/>
+            <w:r>
+              <w:t>hours .</w:t>
+            </w:r>
+            <w:proofErr w:type="gramEnd"/>
+          </w:p>
+        </w:tc>
+      </w:tr>
+      <w:tr>
+        <w:trPr>
+          <w:trHeight w:val="8"/>
+        </w:trPr>
+        <w:tc>
+          <w:tcPr>
+            <w:tcW w:w="2744" w:type="dxa"/>
+          </w:tcPr>
+          <w:p>
+            <w:r>
+              <w:t>Security incidents per year should low to none.</w:t>
+            </w:r>
+          </w:p>
+        </w:tc>
+        <w:tc>
+          <w:tcPr>
+            <w:tcW w:w="2744" w:type="dxa"/>
+          </w:tcPr>
+          <w:p>
+            <w:r>
+              <w:t xml:space="preserve">Incidents can expose data, receipts and emails and damage customer </w:t>
+            </w:r>
+            <w:proofErr w:type="gramStart"/>
+            <w:r>
+              <w:t>trust ,</w:t>
+            </w:r>
+            <w:proofErr w:type="gramEnd"/>
+            <w:r>
+              <w:t xml:space="preserve"> keeping incidents as close to 0 as possible will our customers the confidence in the security of the digital solution .</w:t>
+            </w:r>
+          </w:p>
+          <w:p/>
+        </w:tc>
+        <w:tc>
+          <w:tcPr>
+            <w:tcW w:w="2748" w:type="dxa"/>
+          </w:tcPr>
+          <w:p>
+            <w:pPr>
+              <w:rPr>
+                <w:rFonts w:eastAsia="Aptos" w:cstheme="minorHAnsi"/>
+                <w:color w:val="000000" w:themeColor="text1"/>
+                <w:sz w:val="24"/>
+                <w:szCs w:val="24"/>
+              </w:rPr>
+            </w:pPr>
+            <w:r>
+              <w:rPr>
+                <w:rFonts w:eastAsia="Aptos" w:cstheme="minorHAnsi"/>
+                <w:color w:val="000000" w:themeColor="text1"/>
+                <w:sz w:val="24"/>
+                <w:szCs w:val="24"/>
+              </w:rPr>
+              <w:t xml:space="preserve">Critical incidents should be at 0 whilst minor incidents should be kept at </w:t>
+            </w:r>
+            <w:proofErr w:type="gramStart"/>
+            <w:r>
+              <w:rPr>
+                <w:rFonts w:eastAsia="Aptos" w:cstheme="minorHAnsi"/>
+                <w:color w:val="000000" w:themeColor="text1"/>
+                <w:sz w:val="24"/>
+                <w:szCs w:val="24"/>
+              </w:rPr>
+              <w:t>2 .</w:t>
+            </w:r>
+            <w:proofErr w:type="gramEnd"/>
+          </w:p>
+          <w:p/>
+          <w:p>
+            <w:pPr>
+              <w:jc w:val="center"/>
+            </w:pPr>
+          </w:p>
         </w:tc>
       </w:tr>
       <w:tr>
@@ -2525,6 +5103,236 @@
           <w:tcPr>
             <w:tcW w:w="2744" w:type="dxa"/>
           </w:tcPr>
+          <w:p>
+            <w:r>
+              <w:t xml:space="preserve">The system should handle rapid increase in </w:t>
+            </w:r>
+            <w:proofErr w:type="gramStart"/>
+            <w:r>
+              <w:t>users .</w:t>
+            </w:r>
+            <w:proofErr w:type="gramEnd"/>
+          </w:p>
+        </w:tc>
+        <w:tc>
+          <w:tcPr>
+            <w:tcW w:w="2744" w:type="dxa"/>
+          </w:tcPr>
+          <w:p>
+            <w:r>
+              <w:t xml:space="preserve">Ensures that performance won’t drop even when the amount of logged in </w:t>
+            </w:r>
+            <w:proofErr w:type="gramStart"/>
+            <w:r>
+              <w:t>users  increases</w:t>
+            </w:r>
+            <w:proofErr w:type="gramEnd"/>
+            <w:r>
+              <w:t xml:space="preserve"> rapidly .</w:t>
+            </w:r>
+          </w:p>
+        </w:tc>
+        <w:tc>
+          <w:tcPr>
+            <w:tcW w:w="2748" w:type="dxa"/>
+          </w:tcPr>
+          <w:p>
+            <w:r>
+              <w:rPr>
+                <w:rFonts w:ascii="Aptos" w:eastAsia="Aptos" w:hAnsi="Aptos" w:cs="Aptos"/>
+                <w:color w:val="000000" w:themeColor="text1"/>
+                <w:sz w:val="24"/>
+                <w:szCs w:val="24"/>
+              </w:rPr>
+              <w:t xml:space="preserve">System supports stable performance even when users </w:t>
+            </w:r>
+            <w:proofErr w:type="gramStart"/>
+            <w:r>
+              <w:rPr>
+                <w:rFonts w:ascii="Aptos" w:eastAsia="Aptos" w:hAnsi="Aptos" w:cs="Aptos"/>
+                <w:color w:val="000000" w:themeColor="text1"/>
+                <w:sz w:val="24"/>
+                <w:szCs w:val="24"/>
+              </w:rPr>
+              <w:t>increases  by</w:t>
+            </w:r>
+            <w:proofErr w:type="gramEnd"/>
+            <w:r>
+              <w:rPr>
+                <w:rFonts w:ascii="Aptos" w:eastAsia="Aptos" w:hAnsi="Aptos" w:cs="Aptos"/>
+                <w:color w:val="000000" w:themeColor="text1"/>
+                <w:sz w:val="24"/>
+                <w:szCs w:val="24"/>
+              </w:rPr>
+              <w:t xml:space="preserve"> </w:t>
+            </w:r>
+            <w:r>
+              <w:rPr>
+                <w:rFonts w:ascii="Aptos" w:eastAsia="Aptos" w:hAnsi="Aptos" w:cs="Aptos"/>
+                <w:color w:val="000000" w:themeColor="text1"/>
+              </w:rPr>
+              <w:t xml:space="preserve"> </w:t>
+            </w:r>
+            <w:r>
+              <w:rPr>
+                <w:rFonts w:ascii="Aptos" w:eastAsia="Aptos" w:hAnsi="Aptos" w:cs="Aptos"/>
+                <w:color w:val="000000" w:themeColor="text1"/>
+                <w:sz w:val="24"/>
+                <w:szCs w:val="24"/>
+              </w:rPr>
+              <w:t>10,000 users online.</w:t>
+            </w:r>
+          </w:p>
+          <w:p/>
+          <w:p>
+            <w:pPr>
+              <w:ind w:firstLine="720"/>
+            </w:pPr>
+          </w:p>
+        </w:tc>
+      </w:tr>
+      <w:tr>
+        <w:trPr>
+          <w:trHeight w:val="8"/>
+        </w:trPr>
+        <w:tc>
+          <w:tcPr>
+            <w:tcW w:w="2744" w:type="dxa"/>
+          </w:tcPr>
+          <w:p>
+            <w:r>
+              <w:lastRenderedPageBreak/>
+              <w:t xml:space="preserve">The system should be able to handle an ever increasing amount </w:t>
+            </w:r>
+            <w:proofErr w:type="gramStart"/>
+            <w:r>
+              <w:t>of  transferring</w:t>
+            </w:r>
+            <w:proofErr w:type="gramEnd"/>
+            <w:r>
+              <w:t xml:space="preserve"> of data .</w:t>
+            </w:r>
+          </w:p>
+        </w:tc>
+        <w:tc>
+          <w:tcPr>
+            <w:tcW w:w="2744" w:type="dxa"/>
+          </w:tcPr>
+          <w:p>
+            <w:pPr>
+              <w:rPr>
+                <w:rFonts w:ascii="Aptos" w:eastAsia="Aptos" w:hAnsi="Aptos" w:cs="Aptos"/>
+                <w:color w:val="000000" w:themeColor="text1"/>
+                <w:sz w:val="24"/>
+                <w:szCs w:val="24"/>
+              </w:rPr>
+            </w:pPr>
+            <w:r>
+              <w:rPr>
+                <w:rFonts w:ascii="Aptos" w:eastAsia="Aptos" w:hAnsi="Aptos" w:cs="Aptos"/>
+                <w:color w:val="000000" w:themeColor="text1"/>
+                <w:sz w:val="24"/>
+                <w:szCs w:val="24"/>
+              </w:rPr>
+              <w:t xml:space="preserve">The higher the amount of logged in users the higher the amount of data being </w:t>
+            </w:r>
+            <w:proofErr w:type="gramStart"/>
+            <w:r>
+              <w:rPr>
+                <w:rFonts w:ascii="Aptos" w:eastAsia="Aptos" w:hAnsi="Aptos" w:cs="Aptos"/>
+                <w:color w:val="000000" w:themeColor="text1"/>
+                <w:sz w:val="24"/>
+                <w:szCs w:val="24"/>
+              </w:rPr>
+              <w:t>transported .So</w:t>
+            </w:r>
+            <w:proofErr w:type="gramEnd"/>
+            <w:r>
+              <w:rPr>
+                <w:rFonts w:ascii="Aptos" w:eastAsia="Aptos" w:hAnsi="Aptos" w:cs="Aptos"/>
+                <w:color w:val="000000" w:themeColor="text1"/>
+                <w:sz w:val="24"/>
+                <w:szCs w:val="24"/>
+              </w:rPr>
+              <w:t xml:space="preserve"> the system needs to be scalable enough to maintain </w:t>
+            </w:r>
+            <w:proofErr w:type="spellStart"/>
+            <w:r>
+              <w:rPr>
+                <w:rFonts w:ascii="Aptos" w:eastAsia="Aptos" w:hAnsi="Aptos" w:cs="Aptos"/>
+                <w:color w:val="000000" w:themeColor="text1"/>
+                <w:sz w:val="24"/>
+                <w:szCs w:val="24"/>
+              </w:rPr>
+              <w:t>it’s</w:t>
+            </w:r>
+            <w:proofErr w:type="spellEnd"/>
+            <w:r>
+              <w:rPr>
+                <w:rFonts w:ascii="Aptos" w:eastAsia="Aptos" w:hAnsi="Aptos" w:cs="Aptos"/>
+                <w:color w:val="000000" w:themeColor="text1"/>
+                <w:sz w:val="24"/>
+                <w:szCs w:val="24"/>
+              </w:rPr>
+              <w:t xml:space="preserve"> performance even when large of amount of data are being transported at a rapid rate .</w:t>
+            </w:r>
+          </w:p>
+          <w:p/>
+        </w:tc>
+        <w:tc>
+          <w:tcPr>
+            <w:tcW w:w="2748" w:type="dxa"/>
+          </w:tcPr>
+          <w:p>
+            <w:pPr>
+              <w:rPr>
+                <w:rFonts w:ascii="Aptos" w:eastAsia="Aptos" w:hAnsi="Aptos" w:cs="Aptos"/>
+                <w:color w:val="000000" w:themeColor="text1"/>
+                <w:sz w:val="24"/>
+                <w:szCs w:val="24"/>
+              </w:rPr>
+            </w:pPr>
+            <w:r>
+              <w:rPr>
+                <w:rFonts w:ascii="Aptos" w:eastAsia="Aptos" w:hAnsi="Aptos" w:cs="Aptos"/>
+                <w:color w:val="000000" w:themeColor="text1"/>
+                <w:sz w:val="24"/>
+                <w:szCs w:val="24"/>
+              </w:rPr>
+              <w:t>Average latency should be under 200</w:t>
+            </w:r>
+            <w:proofErr w:type="gramStart"/>
+            <w:r>
+              <w:rPr>
+                <w:rFonts w:ascii="Aptos" w:eastAsia="Aptos" w:hAnsi="Aptos" w:cs="Aptos"/>
+                <w:color w:val="000000" w:themeColor="text1"/>
+                <w:sz w:val="24"/>
+                <w:szCs w:val="24"/>
+              </w:rPr>
+              <w:t>m,P</w:t>
+            </w:r>
+            <w:proofErr w:type="gramEnd"/>
+            <w:r>
+              <w:rPr>
+                <w:rFonts w:ascii="Aptos" w:eastAsia="Aptos" w:hAnsi="Aptos" w:cs="Aptos"/>
+                <w:color w:val="000000" w:themeColor="text1"/>
+                <w:sz w:val="24"/>
+                <w:szCs w:val="24"/>
+              </w:rPr>
+              <w:t>95 under 500ms,P99 under 1 s under normal peak.</w:t>
+            </w:r>
+          </w:p>
+          <w:p/>
+        </w:tc>
+      </w:tr>
+      <w:tr>
+        <w:trPr>
+          <w:trHeight w:val="8"/>
+        </w:trPr>
+        <w:tc>
+          <w:tcPr>
+            <w:tcW w:w="2744" w:type="dxa"/>
+          </w:tcPr>
           <w:p/>
         </w:tc>
         <w:tc>
@@ -2612,6 +5420,146 @@
           <w:tcPr>
             <w:tcW w:w="2744" w:type="dxa"/>
           </w:tcPr>
+          <w:p>
+            <w:r>
+              <w:t>S</w:t>
+            </w:r>
+            <w:r>
+              <w:rPr>
+                <w:u w:val="single"/>
+              </w:rPr>
+              <w:t>y</w:t>
+            </w:r>
+            <w:r>
+              <w:t>stem must have a high capacity for handling number of users logged in.</w:t>
+            </w:r>
+          </w:p>
+        </w:tc>
+        <w:tc>
+          <w:tcPr>
+            <w:tcW w:w="2744" w:type="dxa"/>
+          </w:tcPr>
+          <w:p>
+            <w:r>
+              <w:t xml:space="preserve">The system must have a high maximum capacity for logged in users online without performance drops. This is so that on busier days where there are more users online the performance rates won’t </w:t>
+            </w:r>
+            <w:proofErr w:type="gramStart"/>
+            <w:r>
+              <w:t>drop .</w:t>
+            </w:r>
+            <w:proofErr w:type="gramEnd"/>
+          </w:p>
+        </w:tc>
+        <w:tc>
+          <w:tcPr>
+            <w:tcW w:w="2748" w:type="dxa"/>
+          </w:tcPr>
+          <w:p>
+            <w:r>
+              <w:rPr>
+                <w:rFonts w:ascii="Aptos" w:eastAsia="Aptos" w:hAnsi="Aptos" w:cs="Aptos"/>
+                <w:color w:val="000000" w:themeColor="text1"/>
+                <w:sz w:val="24"/>
+                <w:szCs w:val="24"/>
+              </w:rPr>
+              <w:t xml:space="preserve">Supports 25,000 logged in   </w:t>
+            </w:r>
+            <w:proofErr w:type="gramStart"/>
+            <w:r>
+              <w:rPr>
+                <w:rFonts w:ascii="Aptos" w:eastAsia="Aptos" w:hAnsi="Aptos" w:cs="Aptos"/>
+                <w:color w:val="000000" w:themeColor="text1"/>
+                <w:sz w:val="24"/>
+                <w:szCs w:val="24"/>
+              </w:rPr>
+              <w:t>users,.</w:t>
+            </w:r>
+            <w:proofErr w:type="gramEnd"/>
+          </w:p>
+          <w:p/>
+        </w:tc>
+      </w:tr>
+      <w:tr>
+        <w:trPr>
+          <w:trHeight w:val="8"/>
+        </w:trPr>
+        <w:tc>
+          <w:tcPr>
+            <w:tcW w:w="2744" w:type="dxa"/>
+          </w:tcPr>
+          <w:p>
+            <w:r>
+              <w:t xml:space="preserve">System </w:t>
+            </w:r>
+            <w:proofErr w:type="gramStart"/>
+            <w:r>
+              <w:t>must  have</w:t>
+            </w:r>
+            <w:proofErr w:type="gramEnd"/>
+            <w:r>
+              <w:t xml:space="preserve"> a high capacity for data handling .</w:t>
+            </w:r>
+          </w:p>
+        </w:tc>
+        <w:tc>
+          <w:tcPr>
+            <w:tcW w:w="2744" w:type="dxa"/>
+          </w:tcPr>
+          <w:p>
+            <w:pPr>
+              <w:rPr>
+                <w:rFonts w:ascii="Aptos" w:eastAsia="Aptos" w:hAnsi="Aptos" w:cs="Aptos"/>
+                <w:color w:val="000000" w:themeColor="text1"/>
+                <w:sz w:val="24"/>
+                <w:szCs w:val="24"/>
+              </w:rPr>
+            </w:pPr>
+            <w:r>
+              <w:rPr>
+                <w:rFonts w:ascii="Aptos" w:eastAsia="Aptos" w:hAnsi="Aptos" w:cs="Aptos"/>
+                <w:color w:val="000000" w:themeColor="text1"/>
+                <w:sz w:val="24"/>
+                <w:szCs w:val="24"/>
+              </w:rPr>
+              <w:t>The amount of data required for our client to work efficiently is huge so by having a solution that has a high data capacity ensures that the client’s work and productivity isn’t disrupted.</w:t>
+            </w:r>
+          </w:p>
+          <w:p/>
+        </w:tc>
+        <w:tc>
+          <w:tcPr>
+            <w:tcW w:w="2748" w:type="dxa"/>
+          </w:tcPr>
+          <w:p>
+            <w:pPr>
+              <w:rPr>
+                <w:rFonts w:ascii="Aptos" w:eastAsia="Aptos" w:hAnsi="Aptos" w:cs="Aptos"/>
+                <w:color w:val="000000" w:themeColor="text1"/>
+                <w:sz w:val="24"/>
+                <w:szCs w:val="24"/>
+              </w:rPr>
+            </w:pPr>
+            <w:r>
+              <w:rPr>
+                <w:rFonts w:ascii="Aptos" w:eastAsia="Aptos" w:hAnsi="Aptos" w:cs="Aptos"/>
+                <w:color w:val="000000" w:themeColor="text1"/>
+                <w:sz w:val="24"/>
+                <w:szCs w:val="24"/>
+              </w:rPr>
+              <w:t>Supports 5,000 concurrent reservations, and up to 1TB of stored data without performance loss.</w:t>
+            </w:r>
+          </w:p>
+          <w:p/>
+        </w:tc>
+      </w:tr>
+      <w:tr>
+        <w:trPr>
+          <w:trHeight w:val="8"/>
+        </w:trPr>
+        <w:tc>
+          <w:tcPr>
+            <w:tcW w:w="2744" w:type="dxa"/>
+          </w:tcPr>
           <w:p/>
         </w:tc>
         <w:tc>
@@ -2699,7 +5647,190 @@
           <w:tcPr>
             <w:tcW w:w="2744" w:type="dxa"/>
           </w:tcPr>
-          <w:p/>
+          <w:p>
+            <w:pPr>
+              <w:tabs>
+                <w:tab w:val="left" w:pos="225"/>
+              </w:tabs>
+            </w:pPr>
+            <w:r>
+              <w:t>The system must be reliable</w:t>
+            </w:r>
+          </w:p>
+        </w:tc>
+        <w:tc>
+          <w:tcPr>
+            <w:tcW w:w="2744" w:type="dxa"/>
+          </w:tcPr>
+          <w:p>
+            <w:r>
+              <w:t>Builds trust by ensuring customers and workers can rely on the system.</w:t>
+            </w:r>
+          </w:p>
+        </w:tc>
+        <w:tc>
+          <w:tcPr>
+            <w:tcW w:w="2748" w:type="dxa"/>
+          </w:tcPr>
+          <w:p>
+            <w:r>
+              <w:t>The digital solution downtimes should be kept at 2 per year.</w:t>
+            </w:r>
+          </w:p>
+          <w:p/>
+        </w:tc>
+      </w:tr>
+      <w:tr>
+        <w:trPr>
+          <w:trHeight w:val="8"/>
+        </w:trPr>
+        <w:tc>
+          <w:tcPr>
+            <w:tcW w:w="2744" w:type="dxa"/>
+          </w:tcPr>
+          <w:p>
+            <w:r>
+              <w:t xml:space="preserve">The solution must have a recovery plan for site recovery </w:t>
+            </w:r>
+            <w:proofErr w:type="spellStart"/>
+            <w:r>
+              <w:t>n</w:t>
+            </w:r>
+            <w:proofErr w:type="spellEnd"/>
+            <w:r>
+              <w:t xml:space="preserve"> case of incidents.</w:t>
+            </w:r>
+          </w:p>
+        </w:tc>
+        <w:tc>
+          <w:tcPr>
+            <w:tcW w:w="2744" w:type="dxa"/>
+          </w:tcPr>
+          <w:p>
+            <w:pPr>
+              <w:rPr>
+                <w:rFonts w:ascii="Aptos" w:eastAsia="Aptos" w:hAnsi="Aptos" w:cs="Aptos"/>
+                <w:color w:val="000000" w:themeColor="text1"/>
+                <w:sz w:val="24"/>
+                <w:szCs w:val="24"/>
+              </w:rPr>
+            </w:pPr>
+            <w:r>
+              <w:rPr>
+                <w:rFonts w:ascii="Aptos" w:eastAsia="Aptos" w:hAnsi="Aptos" w:cs="Aptos"/>
+                <w:color w:val="000000" w:themeColor="text1"/>
+                <w:sz w:val="24"/>
+                <w:szCs w:val="24"/>
+              </w:rPr>
+              <w:t xml:space="preserve">By having recovery plans incidents can be dealt with quicker which keeps damages made to a minimum. It will also give our users confidence in </w:t>
+            </w:r>
+            <w:r>
+              <w:rPr>
+                <w:rFonts w:ascii="Aptos" w:eastAsia="Aptos" w:hAnsi="Aptos" w:cs="Aptos"/>
+                <w:color w:val="000000" w:themeColor="text1"/>
+                <w:sz w:val="24"/>
+                <w:szCs w:val="24"/>
+              </w:rPr>
+              <w:lastRenderedPageBreak/>
+              <w:t>our digital solution as they feel that the functionality of the website can resumed within a short amount of time.</w:t>
+            </w:r>
+          </w:p>
+          <w:p/>
+        </w:tc>
+        <w:tc>
+          <w:tcPr>
+            <w:tcW w:w="2748" w:type="dxa"/>
+          </w:tcPr>
+          <w:p>
+            <w:pPr>
+              <w:spacing w:before="240" w:after="240"/>
+              <w:rPr>
+                <w:rFonts w:ascii="Aptos" w:eastAsia="Aptos" w:hAnsi="Aptos" w:cs="Aptos"/>
+                <w:color w:val="000000" w:themeColor="text1"/>
+                <w:sz w:val="24"/>
+                <w:szCs w:val="24"/>
+              </w:rPr>
+            </w:pPr>
+            <w:r>
+              <w:rPr>
+                <w:rFonts w:ascii="Aptos" w:eastAsia="Aptos" w:hAnsi="Aptos" w:cs="Aptos"/>
+                <w:color w:val="000000" w:themeColor="text1"/>
+                <w:sz w:val="24"/>
+                <w:szCs w:val="24"/>
+              </w:rPr>
+              <w:lastRenderedPageBreak/>
+              <w:t>The solution should be dealt within 30 minutes.</w:t>
+            </w:r>
+          </w:p>
+          <w:p/>
+        </w:tc>
+      </w:tr>
+      <w:tr>
+        <w:trPr>
+          <w:trHeight w:val="8"/>
+        </w:trPr>
+        <w:tc>
+          <w:tcPr>
+            <w:tcW w:w="2744" w:type="dxa"/>
+          </w:tcPr>
+          <w:p>
+            <w:pPr>
+              <w:tabs>
+                <w:tab w:val="left" w:pos="645"/>
+              </w:tabs>
+            </w:pPr>
+            <w:r>
+              <w:t>The data being provided in the solution should always be up-to date.</w:t>
+            </w:r>
+          </w:p>
+        </w:tc>
+        <w:tc>
+          <w:tcPr>
+            <w:tcW w:w="2744" w:type="dxa"/>
+          </w:tcPr>
+          <w:p>
+            <w:r>
+              <w:t xml:space="preserve">This will ensure that the information displayed to customers is valid and up-to date which prevents incidents caused by misinformation to not </w:t>
+            </w:r>
+            <w:proofErr w:type="gramStart"/>
+            <w:r>
+              <w:t>occur .Doing</w:t>
+            </w:r>
+            <w:proofErr w:type="gramEnd"/>
+            <w:r>
+              <w:t xml:space="preserve"> this also presents or client as trustworthy ,which is beneficial for their reputation.</w:t>
+            </w:r>
+          </w:p>
+        </w:tc>
+        <w:tc>
+          <w:tcPr>
+            <w:tcW w:w="2748" w:type="dxa"/>
+          </w:tcPr>
+          <w:p>
+            <w:r>
+              <w:t>Critical information should be checked every 1-5 minutes.</w:t>
+            </w:r>
+          </w:p>
+          <w:p>
+            <w:r>
+              <w:t>Services should be checked every 5-15 minutes.</w:t>
+            </w:r>
+          </w:p>
+        </w:tc>
+      </w:tr>
+      <w:tr>
+        <w:trPr>
+          <w:trHeight w:val="8"/>
+        </w:trPr>
+        <w:tc>
+          <w:tcPr>
+            <w:tcW w:w="2744" w:type="dxa"/>
+          </w:tcPr>
+          <w:p>
+            <w:pPr>
+              <w:jc w:val="center"/>
+            </w:pPr>
+          </w:p>
         </w:tc>
         <w:tc>
           <w:tcPr>
@@ -2786,6 +5917,151 @@
           <w:tcPr>
             <w:tcW w:w="2744" w:type="dxa"/>
           </w:tcPr>
+          <w:p>
+            <w:r>
+              <w:t>System must be easy to use</w:t>
+            </w:r>
+          </w:p>
+        </w:tc>
+        <w:tc>
+          <w:tcPr>
+            <w:tcW w:w="2744" w:type="dxa"/>
+          </w:tcPr>
+          <w:p>
+            <w:r>
+              <w:rPr>
+                <w:rFonts w:ascii="Aptos" w:eastAsia="Aptos" w:hAnsi="Aptos" w:cs="Aptos"/>
+                <w:color w:val="000000" w:themeColor="text1"/>
+                <w:sz w:val="24"/>
+                <w:szCs w:val="24"/>
+              </w:rPr>
+              <w:t>There will be customers with poor technology skills so the system must be usable for the as well.</w:t>
+            </w:r>
+          </w:p>
+          <w:p/>
+        </w:tc>
+        <w:tc>
+          <w:tcPr>
+            <w:tcW w:w="2748" w:type="dxa"/>
+          </w:tcPr>
+          <w:p>
+            <w:pPr>
+              <w:spacing w:before="240" w:after="240"/>
+              <w:rPr>
+                <w:rFonts w:ascii="Aptos" w:eastAsia="Aptos" w:hAnsi="Aptos" w:cs="Aptos"/>
+                <w:color w:val="000000" w:themeColor="text1"/>
+              </w:rPr>
+            </w:pPr>
+            <w:r>
+              <w:rPr>
+                <w:rFonts w:ascii="Aptos" w:eastAsia="Aptos" w:hAnsi="Aptos" w:cs="Aptos"/>
+                <w:color w:val="000000" w:themeColor="text1"/>
+                <w:sz w:val="24"/>
+                <w:szCs w:val="24"/>
+              </w:rPr>
+              <w:t>90% of users successfully complete a booking without external help.</w:t>
+            </w:r>
+          </w:p>
+          <w:p/>
+        </w:tc>
+      </w:tr>
+      <w:tr>
+        <w:trPr>
+          <w:trHeight w:val="8"/>
+        </w:trPr>
+        <w:tc>
+          <w:tcPr>
+            <w:tcW w:w="2744" w:type="dxa"/>
+          </w:tcPr>
+          <w:p>
+            <w:r>
+              <w:t xml:space="preserve">Navigation </w:t>
+            </w:r>
+            <w:proofErr w:type="gramStart"/>
+            <w:r>
+              <w:t>menu  should</w:t>
+            </w:r>
+            <w:proofErr w:type="gramEnd"/>
+            <w:r>
+              <w:t xml:space="preserve"> be functional and easy to use .</w:t>
+            </w:r>
+          </w:p>
+        </w:tc>
+        <w:tc>
+          <w:tcPr>
+            <w:tcW w:w="2744" w:type="dxa"/>
+          </w:tcPr>
+          <w:p>
+            <w:r>
+              <w:t xml:space="preserve">This is important as the buttons lead to what the user want to </w:t>
+            </w:r>
+            <w:proofErr w:type="gramStart"/>
+            <w:r>
+              <w:t>do .By</w:t>
+            </w:r>
+            <w:proofErr w:type="gramEnd"/>
+            <w:r>
+              <w:t xml:space="preserve"> making it simple to use users with all levels of computing skills can</w:t>
+            </w:r>
+            <w:r>
+              <w:t xml:space="preserve"> </w:t>
+            </w:r>
+            <w:r>
+              <w:t>navigate through the digital solution.</w:t>
+            </w:r>
+          </w:p>
+        </w:tc>
+        <w:tc>
+          <w:tcPr>
+            <w:tcW w:w="2748" w:type="dxa"/>
+          </w:tcPr>
+          <w:p>
+            <w:r>
+              <w:t xml:space="preserve">Navigation buttons </w:t>
+            </w:r>
+            <w:proofErr w:type="gramStart"/>
+            <w:r>
+              <w:t>should  work</w:t>
+            </w:r>
+            <w:proofErr w:type="gramEnd"/>
+            <w:r>
+              <w:t xml:space="preserve"> 100% of times.</w:t>
+            </w:r>
+          </w:p>
+          <w:p/>
+        </w:tc>
+      </w:tr>
+      <w:tr>
+        <w:trPr>
+          <w:trHeight w:val="8"/>
+        </w:trPr>
+        <w:tc>
+          <w:tcPr>
+            <w:tcW w:w="2744" w:type="dxa"/>
+          </w:tcPr>
+          <w:p/>
+        </w:tc>
+        <w:tc>
+          <w:tcPr>
+            <w:tcW w:w="2744" w:type="dxa"/>
+          </w:tcPr>
+          <w:p/>
+        </w:tc>
+        <w:tc>
+          <w:tcPr>
+            <w:tcW w:w="2748" w:type="dxa"/>
+          </w:tcPr>
+          <w:p/>
+        </w:tc>
+      </w:tr>
+      <w:tr>
+        <w:trPr>
+          <w:trHeight w:val="8"/>
+        </w:trPr>
+        <w:tc>
+          <w:tcPr>
+            <w:tcW w:w="2744" w:type="dxa"/>
+          </w:tcPr>
           <w:p/>
         </w:tc>
         <w:tc>
@@ -2873,18 +6149,44 @@
           <w:tcPr>
             <w:tcW w:w="2744" w:type="dxa"/>
           </w:tcPr>
-          <w:p/>
+          <w:p>
+            <w:r>
+              <w:t>The solution should support users with visual accessibility needs.</w:t>
+            </w:r>
+          </w:p>
         </w:tc>
         <w:tc>
           <w:tcPr>
             <w:tcW w:w="2744" w:type="dxa"/>
           </w:tcPr>
-          <w:p/>
+          <w:p>
+            <w:r>
+              <w:t xml:space="preserve">It is an industry standard feature across multiple digital solutions as users with visual accessibility needs also use them. By having this feature customers who have these needs can also use our </w:t>
+            </w:r>
+            <w:proofErr w:type="gramStart"/>
+            <w:r>
+              <w:t>clients</w:t>
+            </w:r>
+            <w:proofErr w:type="gramEnd"/>
+            <w:r>
+              <w:t xml:space="preserve"> services which </w:t>
+            </w:r>
+            <w:r>
+              <w:lastRenderedPageBreak/>
+              <w:t>creates trust between our client and these customers</w:t>
+            </w:r>
+          </w:p>
         </w:tc>
         <w:tc>
           <w:tcPr>
             <w:tcW w:w="2748" w:type="dxa"/>
           </w:tcPr>
+          <w:p>
+            <w:r>
+              <w:lastRenderedPageBreak/>
+              <w:t>Digital solution should have dark mode and high contrast mode and dark mode.</w:t>
+            </w:r>
+          </w:p>
           <w:p/>
         </w:tc>
       </w:tr>
@@ -2896,19 +6198,44 @@
           <w:tcPr>
             <w:tcW w:w="2744" w:type="dxa"/>
           </w:tcPr>
-          <w:p/>
+          <w:p>
+            <w:r>
+              <w:t xml:space="preserve">The solution should be available on a wide range of </w:t>
+            </w:r>
+            <w:proofErr w:type="gramStart"/>
+            <w:r>
+              <w:t>devices .</w:t>
+            </w:r>
+            <w:proofErr w:type="gramEnd"/>
+          </w:p>
         </w:tc>
         <w:tc>
           <w:tcPr>
             <w:tcW w:w="2744" w:type="dxa"/>
           </w:tcPr>
-          <w:p/>
+          <w:p>
+            <w:r>
+              <w:t xml:space="preserve">Not all customers will have a PCs so by making the digital solution accessible on multiple platforms our client can deal with a larger amount of </w:t>
+            </w:r>
+            <w:proofErr w:type="gramStart"/>
+            <w:r>
+              <w:t>customers .This</w:t>
+            </w:r>
+            <w:proofErr w:type="gramEnd"/>
+            <w:r>
+              <w:t xml:space="preserve"> improves our clients reputation.</w:t>
+            </w:r>
+          </w:p>
         </w:tc>
         <w:tc>
           <w:tcPr>
             <w:tcW w:w="2748" w:type="dxa"/>
           </w:tcPr>
-          <w:p/>
+          <w:p>
+            <w:r>
+              <w:t>Pages must be responsive and functional on mobile platforms 100% of times.</w:t>
+            </w:r>
+          </w:p>
         </w:tc>
       </w:tr>
       <w:tr>
@@ -4245,6 +7572,458 @@
     </w:lvl>
   </w:abstractNum>
   <w:abstractNum w:abstractNumId="5" w15:restartNumberingAfterBreak="0">
+    <w:nsid w:val="31D040FD"/>
+    <w:multiLevelType w:val="hybridMultilevel"/>
+    <w:tmpl w:val="BA3881F6"/>
+    <w:lvl w:ilvl="0" w:tplc="08090001">
+      <w:start w:val="1"/>
+      <w:numFmt w:val="bullet"/>
+      <w:lvlText w:val=""/>
+      <w:lvlJc w:val="left"/>
+      <w:pPr>
+        <w:ind w:left="720" w:hanging="360"/>
+      </w:pPr>
+      <w:rPr>
+        <w:rFonts w:ascii="Symbol" w:hAnsi="Symbol" w:hint="default"/>
+      </w:rPr>
+    </w:lvl>
+    <w:lvl w:ilvl="1" w:tplc="08090003" w:tentative="1">
+      <w:start w:val="1"/>
+      <w:numFmt w:val="bullet"/>
+      <w:lvlText w:val="o"/>
+      <w:lvlJc w:val="left"/>
+      <w:pPr>
+        <w:ind w:left="1440" w:hanging="360"/>
+      </w:pPr>
+      <w:rPr>
+        <w:rFonts w:ascii="Courier New" w:hAnsi="Courier New" w:cs="Courier New" w:hint="default"/>
+      </w:rPr>
+    </w:lvl>
+    <w:lvl w:ilvl="2" w:tplc="08090005" w:tentative="1">
+      <w:start w:val="1"/>
+      <w:numFmt w:val="bullet"/>
+      <w:lvlText w:val=""/>
+      <w:lvlJc w:val="left"/>
+      <w:pPr>
+        <w:ind w:left="2160" w:hanging="360"/>
+      </w:pPr>
+      <w:rPr>
+        <w:rFonts w:ascii="Wingdings" w:hAnsi="Wingdings" w:hint="default"/>
+      </w:rPr>
+    </w:lvl>
+    <w:lvl w:ilvl="3" w:tplc="08090001" w:tentative="1">
+      <w:start w:val="1"/>
+      <w:numFmt w:val="bullet"/>
+      <w:lvlText w:val=""/>
+      <w:lvlJc w:val="left"/>
+      <w:pPr>
+        <w:ind w:left="2880" w:hanging="360"/>
+      </w:pPr>
+      <w:rPr>
+        <w:rFonts w:ascii="Symbol" w:hAnsi="Symbol" w:hint="default"/>
+      </w:rPr>
+    </w:lvl>
+    <w:lvl w:ilvl="4" w:tplc="08090003" w:tentative="1">
+      <w:start w:val="1"/>
+      <w:numFmt w:val="bullet"/>
+      <w:lvlText w:val="o"/>
+      <w:lvlJc w:val="left"/>
+      <w:pPr>
+        <w:ind w:left="3600" w:hanging="360"/>
+      </w:pPr>
+      <w:rPr>
+        <w:rFonts w:ascii="Courier New" w:hAnsi="Courier New" w:cs="Courier New" w:hint="default"/>
+      </w:rPr>
+    </w:lvl>
+    <w:lvl w:ilvl="5" w:tplc="08090005" w:tentative="1">
+      <w:start w:val="1"/>
+      <w:numFmt w:val="bullet"/>
+      <w:lvlText w:val=""/>
+      <w:lvlJc w:val="left"/>
+      <w:pPr>
+        <w:ind w:left="4320" w:hanging="360"/>
+      </w:pPr>
+      <w:rPr>
+        <w:rFonts w:ascii="Wingdings" w:hAnsi="Wingdings" w:hint="default"/>
+      </w:rPr>
+    </w:lvl>
+    <w:lvl w:ilvl="6" w:tplc="08090001" w:tentative="1">
+      <w:start w:val="1"/>
+      <w:numFmt w:val="bullet"/>
+      <w:lvlText w:val=""/>
+      <w:lvlJc w:val="left"/>
+      <w:pPr>
+        <w:ind w:left="5040" w:hanging="360"/>
+      </w:pPr>
+      <w:rPr>
+        <w:rFonts w:ascii="Symbol" w:hAnsi="Symbol" w:hint="default"/>
+      </w:rPr>
+    </w:lvl>
+    <w:lvl w:ilvl="7" w:tplc="08090003" w:tentative="1">
+      <w:start w:val="1"/>
+      <w:numFmt w:val="bullet"/>
+      <w:lvlText w:val="o"/>
+      <w:lvlJc w:val="left"/>
+      <w:pPr>
+        <w:ind w:left="5760" w:hanging="360"/>
+      </w:pPr>
+      <w:rPr>
+        <w:rFonts w:ascii="Courier New" w:hAnsi="Courier New" w:cs="Courier New" w:hint="default"/>
+      </w:rPr>
+    </w:lvl>
+    <w:lvl w:ilvl="8" w:tplc="08090005" w:tentative="1">
+      <w:start w:val="1"/>
+      <w:numFmt w:val="bullet"/>
+      <w:lvlText w:val=""/>
+      <w:lvlJc w:val="left"/>
+      <w:pPr>
+        <w:ind w:left="6480" w:hanging="360"/>
+      </w:pPr>
+      <w:rPr>
+        <w:rFonts w:ascii="Wingdings" w:hAnsi="Wingdings" w:hint="default"/>
+      </w:rPr>
+    </w:lvl>
+  </w:abstractNum>
+  <w:abstractNum w:abstractNumId="6" w15:restartNumberingAfterBreak="0">
+    <w:nsid w:val="334357E3"/>
+    <w:multiLevelType w:val="hybridMultilevel"/>
+    <w:tmpl w:val="F4DC641E"/>
+    <w:lvl w:ilvl="0" w:tplc="08090001">
+      <w:start w:val="1"/>
+      <w:numFmt w:val="bullet"/>
+      <w:lvlText w:val=""/>
+      <w:lvlJc w:val="left"/>
+      <w:pPr>
+        <w:ind w:left="720" w:hanging="360"/>
+      </w:pPr>
+      <w:rPr>
+        <w:rFonts w:ascii="Symbol" w:hAnsi="Symbol" w:hint="default"/>
+      </w:rPr>
+    </w:lvl>
+    <w:lvl w:ilvl="1" w:tplc="08090003" w:tentative="1">
+      <w:start w:val="1"/>
+      <w:numFmt w:val="bullet"/>
+      <w:lvlText w:val="o"/>
+      <w:lvlJc w:val="left"/>
+      <w:pPr>
+        <w:ind w:left="1440" w:hanging="360"/>
+      </w:pPr>
+      <w:rPr>
+        <w:rFonts w:ascii="Courier New" w:hAnsi="Courier New" w:cs="Courier New" w:hint="default"/>
+      </w:rPr>
+    </w:lvl>
+    <w:lvl w:ilvl="2" w:tplc="08090005" w:tentative="1">
+      <w:start w:val="1"/>
+      <w:numFmt w:val="bullet"/>
+      <w:lvlText w:val=""/>
+      <w:lvlJc w:val="left"/>
+      <w:pPr>
+        <w:ind w:left="2160" w:hanging="360"/>
+      </w:pPr>
+      <w:rPr>
+        <w:rFonts w:ascii="Wingdings" w:hAnsi="Wingdings" w:hint="default"/>
+      </w:rPr>
+    </w:lvl>
+    <w:lvl w:ilvl="3" w:tplc="08090001" w:tentative="1">
+      <w:start w:val="1"/>
+      <w:numFmt w:val="bullet"/>
+      <w:lvlText w:val=""/>
+      <w:lvlJc w:val="left"/>
+      <w:pPr>
+        <w:ind w:left="2880" w:hanging="360"/>
+      </w:pPr>
+      <w:rPr>
+        <w:rFonts w:ascii="Symbol" w:hAnsi="Symbol" w:hint="default"/>
+      </w:rPr>
+    </w:lvl>
+    <w:lvl w:ilvl="4" w:tplc="08090003" w:tentative="1">
+      <w:start w:val="1"/>
+      <w:numFmt w:val="bullet"/>
+      <w:lvlText w:val="o"/>
+      <w:lvlJc w:val="left"/>
+      <w:pPr>
+        <w:ind w:left="3600" w:hanging="360"/>
+      </w:pPr>
+      <w:rPr>
+        <w:rFonts w:ascii="Courier New" w:hAnsi="Courier New" w:cs="Courier New" w:hint="default"/>
+      </w:rPr>
+    </w:lvl>
+    <w:lvl w:ilvl="5" w:tplc="08090005" w:tentative="1">
+      <w:start w:val="1"/>
+      <w:numFmt w:val="bullet"/>
+      <w:lvlText w:val=""/>
+      <w:lvlJc w:val="left"/>
+      <w:pPr>
+        <w:ind w:left="4320" w:hanging="360"/>
+      </w:pPr>
+      <w:rPr>
+        <w:rFonts w:ascii="Wingdings" w:hAnsi="Wingdings" w:hint="default"/>
+      </w:rPr>
+    </w:lvl>
+    <w:lvl w:ilvl="6" w:tplc="08090001" w:tentative="1">
+      <w:start w:val="1"/>
+      <w:numFmt w:val="bullet"/>
+      <w:lvlText w:val=""/>
+      <w:lvlJc w:val="left"/>
+      <w:pPr>
+        <w:ind w:left="5040" w:hanging="360"/>
+      </w:pPr>
+      <w:rPr>
+        <w:rFonts w:ascii="Symbol" w:hAnsi="Symbol" w:hint="default"/>
+      </w:rPr>
+    </w:lvl>
+    <w:lvl w:ilvl="7" w:tplc="08090003" w:tentative="1">
+      <w:start w:val="1"/>
+      <w:numFmt w:val="bullet"/>
+      <w:lvlText w:val="o"/>
+      <w:lvlJc w:val="left"/>
+      <w:pPr>
+        <w:ind w:left="5760" w:hanging="360"/>
+      </w:pPr>
+      <w:rPr>
+        <w:rFonts w:ascii="Courier New" w:hAnsi="Courier New" w:cs="Courier New" w:hint="default"/>
+      </w:rPr>
+    </w:lvl>
+    <w:lvl w:ilvl="8" w:tplc="08090005" w:tentative="1">
+      <w:start w:val="1"/>
+      <w:numFmt w:val="bullet"/>
+      <w:lvlText w:val=""/>
+      <w:lvlJc w:val="left"/>
+      <w:pPr>
+        <w:ind w:left="6480" w:hanging="360"/>
+      </w:pPr>
+      <w:rPr>
+        <w:rFonts w:ascii="Wingdings" w:hAnsi="Wingdings" w:hint="default"/>
+      </w:rPr>
+    </w:lvl>
+  </w:abstractNum>
+  <w:abstractNum w:abstractNumId="7" w15:restartNumberingAfterBreak="0">
+    <w:nsid w:val="361927B6"/>
+    <w:multiLevelType w:val="hybridMultilevel"/>
+    <w:tmpl w:val="087A793C"/>
+    <w:lvl w:ilvl="0" w:tplc="08090001">
+      <w:start w:val="1"/>
+      <w:numFmt w:val="bullet"/>
+      <w:lvlText w:val=""/>
+      <w:lvlJc w:val="left"/>
+      <w:pPr>
+        <w:ind w:left="720" w:hanging="360"/>
+      </w:pPr>
+      <w:rPr>
+        <w:rFonts w:ascii="Symbol" w:hAnsi="Symbol" w:hint="default"/>
+      </w:rPr>
+    </w:lvl>
+    <w:lvl w:ilvl="1" w:tplc="08090003" w:tentative="1">
+      <w:start w:val="1"/>
+      <w:numFmt w:val="bullet"/>
+      <w:lvlText w:val="o"/>
+      <w:lvlJc w:val="left"/>
+      <w:pPr>
+        <w:ind w:left="1440" w:hanging="360"/>
+      </w:pPr>
+      <w:rPr>
+        <w:rFonts w:ascii="Courier New" w:hAnsi="Courier New" w:cs="Courier New" w:hint="default"/>
+      </w:rPr>
+    </w:lvl>
+    <w:lvl w:ilvl="2" w:tplc="08090005" w:tentative="1">
+      <w:start w:val="1"/>
+      <w:numFmt w:val="bullet"/>
+      <w:lvlText w:val=""/>
+      <w:lvlJc w:val="left"/>
+      <w:pPr>
+        <w:ind w:left="2160" w:hanging="360"/>
+      </w:pPr>
+      <w:rPr>
+        <w:rFonts w:ascii="Wingdings" w:hAnsi="Wingdings" w:hint="default"/>
+      </w:rPr>
+    </w:lvl>
+    <w:lvl w:ilvl="3" w:tplc="08090001" w:tentative="1">
+      <w:start w:val="1"/>
+      <w:numFmt w:val="bullet"/>
+      <w:lvlText w:val=""/>
+      <w:lvlJc w:val="left"/>
+      <w:pPr>
+        <w:ind w:left="2880" w:hanging="360"/>
+      </w:pPr>
+      <w:rPr>
+        <w:rFonts w:ascii="Symbol" w:hAnsi="Symbol" w:hint="default"/>
+      </w:rPr>
+    </w:lvl>
+    <w:lvl w:ilvl="4" w:tplc="08090003" w:tentative="1">
+      <w:start w:val="1"/>
+      <w:numFmt w:val="bullet"/>
+      <w:lvlText w:val="o"/>
+      <w:lvlJc w:val="left"/>
+      <w:pPr>
+        <w:ind w:left="3600" w:hanging="360"/>
+      </w:pPr>
+      <w:rPr>
+        <w:rFonts w:ascii="Courier New" w:hAnsi="Courier New" w:cs="Courier New" w:hint="default"/>
+      </w:rPr>
+    </w:lvl>
+    <w:lvl w:ilvl="5" w:tplc="08090005" w:tentative="1">
+      <w:start w:val="1"/>
+      <w:numFmt w:val="bullet"/>
+      <w:lvlText w:val=""/>
+      <w:lvlJc w:val="left"/>
+      <w:pPr>
+        <w:ind w:left="4320" w:hanging="360"/>
+      </w:pPr>
+      <w:rPr>
+        <w:rFonts w:ascii="Wingdings" w:hAnsi="Wingdings" w:hint="default"/>
+      </w:rPr>
+    </w:lvl>
+    <w:lvl w:ilvl="6" w:tplc="08090001" w:tentative="1">
+      <w:start w:val="1"/>
+      <w:numFmt w:val="bullet"/>
+      <w:lvlText w:val=""/>
+      <w:lvlJc w:val="left"/>
+      <w:pPr>
+        <w:ind w:left="5040" w:hanging="360"/>
+      </w:pPr>
+      <w:rPr>
+        <w:rFonts w:ascii="Symbol" w:hAnsi="Symbol" w:hint="default"/>
+      </w:rPr>
+    </w:lvl>
+    <w:lvl w:ilvl="7" w:tplc="08090003" w:tentative="1">
+      <w:start w:val="1"/>
+      <w:numFmt w:val="bullet"/>
+      <w:lvlText w:val="o"/>
+      <w:lvlJc w:val="left"/>
+      <w:pPr>
+        <w:ind w:left="5760" w:hanging="360"/>
+      </w:pPr>
+      <w:rPr>
+        <w:rFonts w:ascii="Courier New" w:hAnsi="Courier New" w:cs="Courier New" w:hint="default"/>
+      </w:rPr>
+    </w:lvl>
+    <w:lvl w:ilvl="8" w:tplc="08090005" w:tentative="1">
+      <w:start w:val="1"/>
+      <w:numFmt w:val="bullet"/>
+      <w:lvlText w:val=""/>
+      <w:lvlJc w:val="left"/>
+      <w:pPr>
+        <w:ind w:left="6480" w:hanging="360"/>
+      </w:pPr>
+      <w:rPr>
+        <w:rFonts w:ascii="Wingdings" w:hAnsi="Wingdings" w:hint="default"/>
+      </w:rPr>
+    </w:lvl>
+  </w:abstractNum>
+  <w:abstractNum w:abstractNumId="8" w15:restartNumberingAfterBreak="0">
+    <w:nsid w:val="381A0CC0"/>
+    <w:multiLevelType w:val="hybridMultilevel"/>
+    <w:tmpl w:val="90686590"/>
+    <w:lvl w:ilvl="0" w:tplc="08090001">
+      <w:start w:val="1"/>
+      <w:numFmt w:val="bullet"/>
+      <w:lvlText w:val=""/>
+      <w:lvlJc w:val="left"/>
+      <w:pPr>
+        <w:ind w:left="720" w:hanging="360"/>
+      </w:pPr>
+      <w:rPr>
+        <w:rFonts w:ascii="Symbol" w:hAnsi="Symbol" w:hint="default"/>
+      </w:rPr>
+    </w:lvl>
+    <w:lvl w:ilvl="1" w:tplc="08090003" w:tentative="1">
+      <w:start w:val="1"/>
+      <w:numFmt w:val="bullet"/>
+      <w:lvlText w:val="o"/>
+      <w:lvlJc w:val="left"/>
+      <w:pPr>
+        <w:ind w:left="1440" w:hanging="360"/>
+      </w:pPr>
+      <w:rPr>
+        <w:rFonts w:ascii="Courier New" w:hAnsi="Courier New" w:cs="Courier New" w:hint="default"/>
+      </w:rPr>
+    </w:lvl>
+    <w:lvl w:ilvl="2" w:tplc="08090005" w:tentative="1">
+      <w:start w:val="1"/>
+      <w:numFmt w:val="bullet"/>
+      <w:lvlText w:val=""/>
+      <w:lvlJc w:val="left"/>
+      <w:pPr>
+        <w:ind w:left="2160" w:hanging="360"/>
+      </w:pPr>
+      <w:rPr>
+        <w:rFonts w:ascii="Wingdings" w:hAnsi="Wingdings" w:hint="default"/>
+      </w:rPr>
+    </w:lvl>
+    <w:lvl w:ilvl="3" w:tplc="08090001" w:tentative="1">
+      <w:start w:val="1"/>
+      <w:numFmt w:val="bullet"/>
+      <w:lvlText w:val=""/>
+      <w:lvlJc w:val="left"/>
+      <w:pPr>
+        <w:ind w:left="2880" w:hanging="360"/>
+      </w:pPr>
+      <w:rPr>
+        <w:rFonts w:ascii="Symbol" w:hAnsi="Symbol" w:hint="default"/>
+      </w:rPr>
+    </w:lvl>
+    <w:lvl w:ilvl="4" w:tplc="08090003" w:tentative="1">
+      <w:start w:val="1"/>
+      <w:numFmt w:val="bullet"/>
+      <w:lvlText w:val="o"/>
+      <w:lvlJc w:val="left"/>
+      <w:pPr>
+        <w:ind w:left="3600" w:hanging="360"/>
+      </w:pPr>
+      <w:rPr>
+        <w:rFonts w:ascii="Courier New" w:hAnsi="Courier New" w:cs="Courier New" w:hint="default"/>
+      </w:rPr>
+    </w:lvl>
+    <w:lvl w:ilvl="5" w:tplc="08090005" w:tentative="1">
+      <w:start w:val="1"/>
+      <w:numFmt w:val="bullet"/>
+      <w:lvlText w:val=""/>
+      <w:lvlJc w:val="left"/>
+      <w:pPr>
+        <w:ind w:left="4320" w:hanging="360"/>
+      </w:pPr>
+      <w:rPr>
+        <w:rFonts w:ascii="Wingdings" w:hAnsi="Wingdings" w:hint="default"/>
+      </w:rPr>
+    </w:lvl>
+    <w:lvl w:ilvl="6" w:tplc="08090001" w:tentative="1">
+      <w:start w:val="1"/>
+      <w:numFmt w:val="bullet"/>
+      <w:lvlText w:val=""/>
+      <w:lvlJc w:val="left"/>
+      <w:pPr>
+        <w:ind w:left="5040" w:hanging="360"/>
+      </w:pPr>
+      <w:rPr>
+        <w:rFonts w:ascii="Symbol" w:hAnsi="Symbol" w:hint="default"/>
+      </w:rPr>
+    </w:lvl>
+    <w:lvl w:ilvl="7" w:tplc="08090003" w:tentative="1">
+      <w:start w:val="1"/>
+      <w:numFmt w:val="bullet"/>
+      <w:lvlText w:val="o"/>
+      <w:lvlJc w:val="left"/>
+      <w:pPr>
+        <w:ind w:left="5760" w:hanging="360"/>
+      </w:pPr>
+      <w:rPr>
+        <w:rFonts w:ascii="Courier New" w:hAnsi="Courier New" w:cs="Courier New" w:hint="default"/>
+      </w:rPr>
+    </w:lvl>
+    <w:lvl w:ilvl="8" w:tplc="08090005" w:tentative="1">
+      <w:start w:val="1"/>
+      <w:numFmt w:val="bullet"/>
+      <w:lvlText w:val=""/>
+      <w:lvlJc w:val="left"/>
+      <w:pPr>
+        <w:ind w:left="6480" w:hanging="360"/>
+      </w:pPr>
+      <w:rPr>
+        <w:rFonts w:ascii="Wingdings" w:hAnsi="Wingdings" w:hint="default"/>
+      </w:rPr>
+    </w:lvl>
+  </w:abstractNum>
+  <w:abstractNum w:abstractNumId="9" w15:restartNumberingAfterBreak="0">
     <w:nsid w:val="41E76C43"/>
     <w:multiLevelType w:val="hybridMultilevel"/>
     <w:tmpl w:val="F0AEF07A"/>
@@ -4357,7 +8136,120 @@
       </w:rPr>
     </w:lvl>
   </w:abstractNum>
-  <w:abstractNum w:abstractNumId="6" w15:restartNumberingAfterBreak="0">
+  <w:abstractNum w:abstractNumId="10" w15:restartNumberingAfterBreak="0">
+    <w:nsid w:val="461E3227"/>
+    <w:multiLevelType w:val="hybridMultilevel"/>
+    <w:tmpl w:val="969455D6"/>
+    <w:lvl w:ilvl="0" w:tplc="08090001">
+      <w:start w:val="1"/>
+      <w:numFmt w:val="bullet"/>
+      <w:lvlText w:val=""/>
+      <w:lvlJc w:val="left"/>
+      <w:pPr>
+        <w:ind w:left="720" w:hanging="360"/>
+      </w:pPr>
+      <w:rPr>
+        <w:rFonts w:ascii="Symbol" w:hAnsi="Symbol" w:hint="default"/>
+      </w:rPr>
+    </w:lvl>
+    <w:lvl w:ilvl="1" w:tplc="08090003" w:tentative="1">
+      <w:start w:val="1"/>
+      <w:numFmt w:val="bullet"/>
+      <w:lvlText w:val="o"/>
+      <w:lvlJc w:val="left"/>
+      <w:pPr>
+        <w:ind w:left="1440" w:hanging="360"/>
+      </w:pPr>
+      <w:rPr>
+        <w:rFonts w:ascii="Courier New" w:hAnsi="Courier New" w:cs="Courier New" w:hint="default"/>
+      </w:rPr>
+    </w:lvl>
+    <w:lvl w:ilvl="2" w:tplc="08090005" w:tentative="1">
+      <w:start w:val="1"/>
+      <w:numFmt w:val="bullet"/>
+      <w:lvlText w:val=""/>
+      <w:lvlJc w:val="left"/>
+      <w:pPr>
+        <w:ind w:left="2160" w:hanging="360"/>
+      </w:pPr>
+      <w:rPr>
+        <w:rFonts w:ascii="Wingdings" w:hAnsi="Wingdings" w:hint="default"/>
+      </w:rPr>
+    </w:lvl>
+    <w:lvl w:ilvl="3" w:tplc="08090001" w:tentative="1">
+      <w:start w:val="1"/>
+      <w:numFmt w:val="bullet"/>
+      <w:lvlText w:val=""/>
+      <w:lvlJc w:val="left"/>
+      <w:pPr>
+        <w:ind w:left="2880" w:hanging="360"/>
+      </w:pPr>
+      <w:rPr>
+        <w:rFonts w:ascii="Symbol" w:hAnsi="Symbol" w:hint="default"/>
+      </w:rPr>
+    </w:lvl>
+    <w:lvl w:ilvl="4" w:tplc="08090003" w:tentative="1">
+      <w:start w:val="1"/>
+      <w:numFmt w:val="bullet"/>
+      <w:lvlText w:val="o"/>
+      <w:lvlJc w:val="left"/>
+      <w:pPr>
+        <w:ind w:left="3600" w:hanging="360"/>
+      </w:pPr>
+      <w:rPr>
+        <w:rFonts w:ascii="Courier New" w:hAnsi="Courier New" w:cs="Courier New" w:hint="default"/>
+      </w:rPr>
+    </w:lvl>
+    <w:lvl w:ilvl="5" w:tplc="08090005" w:tentative="1">
+      <w:start w:val="1"/>
+      <w:numFmt w:val="bullet"/>
+      <w:lvlText w:val=""/>
+      <w:lvlJc w:val="left"/>
+      <w:pPr>
+        <w:ind w:left="4320" w:hanging="360"/>
+      </w:pPr>
+      <w:rPr>
+        <w:rFonts w:ascii="Wingdings" w:hAnsi="Wingdings" w:hint="default"/>
+      </w:rPr>
+    </w:lvl>
+    <w:lvl w:ilvl="6" w:tplc="08090001" w:tentative="1">
+      <w:start w:val="1"/>
+      <w:numFmt w:val="bullet"/>
+      <w:lvlText w:val=""/>
+      <w:lvlJc w:val="left"/>
+      <w:pPr>
+        <w:ind w:left="5040" w:hanging="360"/>
+      </w:pPr>
+      <w:rPr>
+        <w:rFonts w:ascii="Symbol" w:hAnsi="Symbol" w:hint="default"/>
+      </w:rPr>
+    </w:lvl>
+    <w:lvl w:ilvl="7" w:tplc="08090003" w:tentative="1">
+      <w:start w:val="1"/>
+      <w:numFmt w:val="bullet"/>
+      <w:lvlText w:val="o"/>
+      <w:lvlJc w:val="left"/>
+      <w:pPr>
+        <w:ind w:left="5760" w:hanging="360"/>
+      </w:pPr>
+      <w:rPr>
+        <w:rFonts w:ascii="Courier New" w:hAnsi="Courier New" w:cs="Courier New" w:hint="default"/>
+      </w:rPr>
+    </w:lvl>
+    <w:lvl w:ilvl="8" w:tplc="08090005" w:tentative="1">
+      <w:start w:val="1"/>
+      <w:numFmt w:val="bullet"/>
+      <w:lvlText w:val=""/>
+      <w:lvlJc w:val="left"/>
+      <w:pPr>
+        <w:ind w:left="6480" w:hanging="360"/>
+      </w:pPr>
+      <w:rPr>
+        <w:rFonts w:ascii="Wingdings" w:hAnsi="Wingdings" w:hint="default"/>
+      </w:rPr>
+    </w:lvl>
+  </w:abstractNum>
+  <w:abstractNum w:abstractNumId="11" w15:restartNumberingAfterBreak="0">
     <w:nsid w:val="48ADF8AB"/>
     <w:multiLevelType w:val="hybridMultilevel"/>
     <w:tmpl w:val="9E6647B0"/>
@@ -4470,7 +8362,7 @@
       </w:rPr>
     </w:lvl>
   </w:abstractNum>
-  <w:abstractNum w:abstractNumId="7" w15:restartNumberingAfterBreak="0">
+  <w:abstractNum w:abstractNumId="12" w15:restartNumberingAfterBreak="0">
     <w:nsid w:val="5C1A1471"/>
     <w:multiLevelType w:val="hybridMultilevel"/>
     <w:tmpl w:val="72AE1FBA"/>
@@ -4583,7 +8475,233 @@
       </w:rPr>
     </w:lvl>
   </w:abstractNum>
-  <w:abstractNum w:abstractNumId="8" w15:restartNumberingAfterBreak="0">
+  <w:abstractNum w:abstractNumId="13" w15:restartNumberingAfterBreak="0">
+    <w:nsid w:val="60696674"/>
+    <w:multiLevelType w:val="hybridMultilevel"/>
+    <w:tmpl w:val="839EE8E6"/>
+    <w:lvl w:ilvl="0" w:tplc="08090001">
+      <w:start w:val="1"/>
+      <w:numFmt w:val="bullet"/>
+      <w:lvlText w:val=""/>
+      <w:lvlJc w:val="left"/>
+      <w:pPr>
+        <w:ind w:left="720" w:hanging="360"/>
+      </w:pPr>
+      <w:rPr>
+        <w:rFonts w:ascii="Symbol" w:hAnsi="Symbol" w:hint="default"/>
+      </w:rPr>
+    </w:lvl>
+    <w:lvl w:ilvl="1" w:tplc="08090003" w:tentative="1">
+      <w:start w:val="1"/>
+      <w:numFmt w:val="bullet"/>
+      <w:lvlText w:val="o"/>
+      <w:lvlJc w:val="left"/>
+      <w:pPr>
+        <w:ind w:left="1440" w:hanging="360"/>
+      </w:pPr>
+      <w:rPr>
+        <w:rFonts w:ascii="Courier New" w:hAnsi="Courier New" w:cs="Courier New" w:hint="default"/>
+      </w:rPr>
+    </w:lvl>
+    <w:lvl w:ilvl="2" w:tplc="08090005" w:tentative="1">
+      <w:start w:val="1"/>
+      <w:numFmt w:val="bullet"/>
+      <w:lvlText w:val=""/>
+      <w:lvlJc w:val="left"/>
+      <w:pPr>
+        <w:ind w:left="2160" w:hanging="360"/>
+      </w:pPr>
+      <w:rPr>
+        <w:rFonts w:ascii="Wingdings" w:hAnsi="Wingdings" w:hint="default"/>
+      </w:rPr>
+    </w:lvl>
+    <w:lvl w:ilvl="3" w:tplc="08090001" w:tentative="1">
+      <w:start w:val="1"/>
+      <w:numFmt w:val="bullet"/>
+      <w:lvlText w:val=""/>
+      <w:lvlJc w:val="left"/>
+      <w:pPr>
+        <w:ind w:left="2880" w:hanging="360"/>
+      </w:pPr>
+      <w:rPr>
+        <w:rFonts w:ascii="Symbol" w:hAnsi="Symbol" w:hint="default"/>
+      </w:rPr>
+    </w:lvl>
+    <w:lvl w:ilvl="4" w:tplc="08090003" w:tentative="1">
+      <w:start w:val="1"/>
+      <w:numFmt w:val="bullet"/>
+      <w:lvlText w:val="o"/>
+      <w:lvlJc w:val="left"/>
+      <w:pPr>
+        <w:ind w:left="3600" w:hanging="360"/>
+      </w:pPr>
+      <w:rPr>
+        <w:rFonts w:ascii="Courier New" w:hAnsi="Courier New" w:cs="Courier New" w:hint="default"/>
+      </w:rPr>
+    </w:lvl>
+    <w:lvl w:ilvl="5" w:tplc="08090005" w:tentative="1">
+      <w:start w:val="1"/>
+      <w:numFmt w:val="bullet"/>
+      <w:lvlText w:val=""/>
+      <w:lvlJc w:val="left"/>
+      <w:pPr>
+        <w:ind w:left="4320" w:hanging="360"/>
+      </w:pPr>
+      <w:rPr>
+        <w:rFonts w:ascii="Wingdings" w:hAnsi="Wingdings" w:hint="default"/>
+      </w:rPr>
+    </w:lvl>
+    <w:lvl w:ilvl="6" w:tplc="08090001" w:tentative="1">
+      <w:start w:val="1"/>
+      <w:numFmt w:val="bullet"/>
+      <w:lvlText w:val=""/>
+      <w:lvlJc w:val="left"/>
+      <w:pPr>
+        <w:ind w:left="5040" w:hanging="360"/>
+      </w:pPr>
+      <w:rPr>
+        <w:rFonts w:ascii="Symbol" w:hAnsi="Symbol" w:hint="default"/>
+      </w:rPr>
+    </w:lvl>
+    <w:lvl w:ilvl="7" w:tplc="08090003" w:tentative="1">
+      <w:start w:val="1"/>
+      <w:numFmt w:val="bullet"/>
+      <w:lvlText w:val="o"/>
+      <w:lvlJc w:val="left"/>
+      <w:pPr>
+        <w:ind w:left="5760" w:hanging="360"/>
+      </w:pPr>
+      <w:rPr>
+        <w:rFonts w:ascii="Courier New" w:hAnsi="Courier New" w:cs="Courier New" w:hint="default"/>
+      </w:rPr>
+    </w:lvl>
+    <w:lvl w:ilvl="8" w:tplc="08090005" w:tentative="1">
+      <w:start w:val="1"/>
+      <w:numFmt w:val="bullet"/>
+      <w:lvlText w:val=""/>
+      <w:lvlJc w:val="left"/>
+      <w:pPr>
+        <w:ind w:left="6480" w:hanging="360"/>
+      </w:pPr>
+      <w:rPr>
+        <w:rFonts w:ascii="Wingdings" w:hAnsi="Wingdings" w:hint="default"/>
+      </w:rPr>
+    </w:lvl>
+  </w:abstractNum>
+  <w:abstractNum w:abstractNumId="14" w15:restartNumberingAfterBreak="0">
+    <w:nsid w:val="60752C7C"/>
+    <w:multiLevelType w:val="hybridMultilevel"/>
+    <w:tmpl w:val="B99C2742"/>
+    <w:lvl w:ilvl="0" w:tplc="08090001">
+      <w:start w:val="1"/>
+      <w:numFmt w:val="bullet"/>
+      <w:lvlText w:val=""/>
+      <w:lvlJc w:val="left"/>
+      <w:pPr>
+        <w:ind w:left="720" w:hanging="360"/>
+      </w:pPr>
+      <w:rPr>
+        <w:rFonts w:ascii="Symbol" w:hAnsi="Symbol" w:hint="default"/>
+      </w:rPr>
+    </w:lvl>
+    <w:lvl w:ilvl="1" w:tplc="08090003" w:tentative="1">
+      <w:start w:val="1"/>
+      <w:numFmt w:val="bullet"/>
+      <w:lvlText w:val="o"/>
+      <w:lvlJc w:val="left"/>
+      <w:pPr>
+        <w:ind w:left="1440" w:hanging="360"/>
+      </w:pPr>
+      <w:rPr>
+        <w:rFonts w:ascii="Courier New" w:hAnsi="Courier New" w:cs="Courier New" w:hint="default"/>
+      </w:rPr>
+    </w:lvl>
+    <w:lvl w:ilvl="2" w:tplc="08090005" w:tentative="1">
+      <w:start w:val="1"/>
+      <w:numFmt w:val="bullet"/>
+      <w:lvlText w:val=""/>
+      <w:lvlJc w:val="left"/>
+      <w:pPr>
+        <w:ind w:left="2160" w:hanging="360"/>
+      </w:pPr>
+      <w:rPr>
+        <w:rFonts w:ascii="Wingdings" w:hAnsi="Wingdings" w:hint="default"/>
+      </w:rPr>
+    </w:lvl>
+    <w:lvl w:ilvl="3" w:tplc="08090001" w:tentative="1">
+      <w:start w:val="1"/>
+      <w:numFmt w:val="bullet"/>
+      <w:lvlText w:val=""/>
+      <w:lvlJc w:val="left"/>
+      <w:pPr>
+        <w:ind w:left="2880" w:hanging="360"/>
+      </w:pPr>
+      <w:rPr>
+        <w:rFonts w:ascii="Symbol" w:hAnsi="Symbol" w:hint="default"/>
+      </w:rPr>
+    </w:lvl>
+    <w:lvl w:ilvl="4" w:tplc="08090003" w:tentative="1">
+      <w:start w:val="1"/>
+      <w:numFmt w:val="bullet"/>
+      <w:lvlText w:val="o"/>
+      <w:lvlJc w:val="left"/>
+      <w:pPr>
+        <w:ind w:left="3600" w:hanging="360"/>
+      </w:pPr>
+      <w:rPr>
+        <w:rFonts w:ascii="Courier New" w:hAnsi="Courier New" w:cs="Courier New" w:hint="default"/>
+      </w:rPr>
+    </w:lvl>
+    <w:lvl w:ilvl="5" w:tplc="08090005" w:tentative="1">
+      <w:start w:val="1"/>
+      <w:numFmt w:val="bullet"/>
+      <w:lvlText w:val=""/>
+      <w:lvlJc w:val="left"/>
+      <w:pPr>
+        <w:ind w:left="4320" w:hanging="360"/>
+      </w:pPr>
+      <w:rPr>
+        <w:rFonts w:ascii="Wingdings" w:hAnsi="Wingdings" w:hint="default"/>
+      </w:rPr>
+    </w:lvl>
+    <w:lvl w:ilvl="6" w:tplc="08090001" w:tentative="1">
+      <w:start w:val="1"/>
+      <w:numFmt w:val="bullet"/>
+      <w:lvlText w:val=""/>
+      <w:lvlJc w:val="left"/>
+      <w:pPr>
+        <w:ind w:left="5040" w:hanging="360"/>
+      </w:pPr>
+      <w:rPr>
+        <w:rFonts w:ascii="Symbol" w:hAnsi="Symbol" w:hint="default"/>
+      </w:rPr>
+    </w:lvl>
+    <w:lvl w:ilvl="7" w:tplc="08090003" w:tentative="1">
+      <w:start w:val="1"/>
+      <w:numFmt w:val="bullet"/>
+      <w:lvlText w:val="o"/>
+      <w:lvlJc w:val="left"/>
+      <w:pPr>
+        <w:ind w:left="5760" w:hanging="360"/>
+      </w:pPr>
+      <w:rPr>
+        <w:rFonts w:ascii="Courier New" w:hAnsi="Courier New" w:cs="Courier New" w:hint="default"/>
+      </w:rPr>
+    </w:lvl>
+    <w:lvl w:ilvl="8" w:tplc="08090005" w:tentative="1">
+      <w:start w:val="1"/>
+      <w:numFmt w:val="bullet"/>
+      <w:lvlText w:val=""/>
+      <w:lvlJc w:val="left"/>
+      <w:pPr>
+        <w:ind w:left="6480" w:hanging="360"/>
+      </w:pPr>
+      <w:rPr>
+        <w:rFonts w:ascii="Wingdings" w:hAnsi="Wingdings" w:hint="default"/>
+      </w:rPr>
+    </w:lvl>
+  </w:abstractNum>
+  <w:abstractNum w:abstractNumId="15" w15:restartNumberingAfterBreak="0">
     <w:nsid w:val="626F5AC9"/>
     <w:multiLevelType w:val="hybridMultilevel"/>
     <w:tmpl w:val="97FE5836"/>
@@ -4696,7 +8814,7 @@
       </w:rPr>
     </w:lvl>
   </w:abstractNum>
-  <w:abstractNum w:abstractNumId="9" w15:restartNumberingAfterBreak="0">
+  <w:abstractNum w:abstractNumId="16" w15:restartNumberingAfterBreak="0">
     <w:nsid w:val="68F8FB7C"/>
     <w:multiLevelType w:val="hybridMultilevel"/>
     <w:tmpl w:val="B3486AB0"/>
@@ -4809,7 +8927,7 @@
       </w:rPr>
     </w:lvl>
   </w:abstractNum>
-  <w:abstractNum w:abstractNumId="10" w15:restartNumberingAfterBreak="0">
+  <w:abstractNum w:abstractNumId="17" w15:restartNumberingAfterBreak="0">
     <w:nsid w:val="6CA71A3C"/>
     <w:multiLevelType w:val="hybridMultilevel"/>
     <w:tmpl w:val="22B037D8"/>
@@ -4922,7 +9040,7 @@
       </w:rPr>
     </w:lvl>
   </w:abstractNum>
-  <w:abstractNum w:abstractNumId="11" w15:restartNumberingAfterBreak="0">
+  <w:abstractNum w:abstractNumId="18" w15:restartNumberingAfterBreak="0">
     <w:nsid w:val="6E700B3D"/>
     <w:multiLevelType w:val="hybridMultilevel"/>
     <w:tmpl w:val="A45E2570"/>
@@ -5035,7 +9153,7 @@
       </w:rPr>
     </w:lvl>
   </w:abstractNum>
-  <w:abstractNum w:abstractNumId="12" w15:restartNumberingAfterBreak="0">
+  <w:abstractNum w:abstractNumId="19" w15:restartNumberingAfterBreak="0">
     <w:nsid w:val="70862215"/>
     <w:multiLevelType w:val="hybridMultilevel"/>
     <w:tmpl w:val="6A386C66"/>
@@ -5148,7 +9266,7 @@
       </w:rPr>
     </w:lvl>
   </w:abstractNum>
-  <w:abstractNum w:abstractNumId="13" w15:restartNumberingAfterBreak="0">
+  <w:abstractNum w:abstractNumId="20" w15:restartNumberingAfterBreak="0">
     <w:nsid w:val="70CBB247"/>
     <w:multiLevelType w:val="hybridMultilevel"/>
     <w:tmpl w:val="A434024C"/>
@@ -5262,22 +9380,22 @@
     </w:lvl>
   </w:abstractNum>
   <w:num w:numId="1">
-    <w:abstractNumId w:val="13"/>
+    <w:abstractNumId w:val="20"/>
   </w:num>
   <w:num w:numId="2">
-    <w:abstractNumId w:val="8"/>
+    <w:abstractNumId w:val="15"/>
   </w:num>
   <w:num w:numId="3">
-    <w:abstractNumId w:val="9"/>
+    <w:abstractNumId w:val="16"/>
   </w:num>
   <w:num w:numId="4">
     <w:abstractNumId w:val="3"/>
   </w:num>
   <w:num w:numId="5">
-    <w:abstractNumId w:val="5"/>
+    <w:abstractNumId w:val="9"/>
   </w:num>
   <w:num w:numId="6">
-    <w:abstractNumId w:val="10"/>
+    <w:abstractNumId w:val="17"/>
   </w:num>
   <w:num w:numId="7">
     <w:abstractNumId w:val="2"/>
@@ -5286,22 +9404,43 @@
     <w:abstractNumId w:val="0"/>
   </w:num>
   <w:num w:numId="9">
-    <w:abstractNumId w:val="7"/>
+    <w:abstractNumId w:val="12"/>
   </w:num>
   <w:num w:numId="10">
-    <w:abstractNumId w:val="6"/>
+    <w:abstractNumId w:val="11"/>
   </w:num>
   <w:num w:numId="11">
     <w:abstractNumId w:val="1"/>
   </w:num>
   <w:num w:numId="12">
-    <w:abstractNumId w:val="12"/>
+    <w:abstractNumId w:val="19"/>
   </w:num>
   <w:num w:numId="13">
     <w:abstractNumId w:val="4"/>
   </w:num>
   <w:num w:numId="14">
-    <w:abstractNumId w:val="11"/>
+    <w:abstractNumId w:val="18"/>
+  </w:num>
+  <w:num w:numId="15">
+    <w:abstractNumId w:val="10"/>
+  </w:num>
+  <w:num w:numId="16">
+    <w:abstractNumId w:val="6"/>
+  </w:num>
+  <w:num w:numId="17">
+    <w:abstractNumId w:val="7"/>
+  </w:num>
+  <w:num w:numId="18">
+    <w:abstractNumId w:val="14"/>
+  </w:num>
+  <w:num w:numId="19">
+    <w:abstractNumId w:val="8"/>
+  </w:num>
+  <w:num w:numId="20">
+    <w:abstractNumId w:val="5"/>
+  </w:num>
+  <w:num w:numId="21">
+    <w:abstractNumId w:val="13"/>
   </w:num>
 </w:numbering>
 </file>
@@ -5976,14 +10115,14 @@
     <w:charset w:val="00"/>
     <w:family w:val="swiss"/>
     <w:pitch w:val="variable"/>
-    <w:sig w:usb0="E1002AFF" w:usb1="4000ACFF" w:usb2="00000009" w:usb3="00000000" w:csb0="000001FF" w:csb1="00000000"/>
+    <w:sig w:usb0="E4002EFF" w:usb1="C200247B" w:usb2="00000009" w:usb3="00000000" w:csb0="000001FF" w:csb1="00000000"/>
   </w:font>
   <w:font w:name="Times New Roman">
     <w:panose1 w:val="02020603050405020304"/>
     <w:charset w:val="00"/>
     <w:family w:val="roman"/>
     <w:pitch w:val="variable"/>
-    <w:sig w:usb0="E0002AFF" w:usb1="C0007843" w:usb2="00000009" w:usb3="00000000" w:csb0="000001FF" w:csb1="00000000"/>
+    <w:sig w:usb0="E0002EFF" w:usb1="C000785B" w:usb2="00000009" w:usb3="00000000" w:csb0="000001FF" w:csb1="00000000"/>
   </w:font>
   <w:font w:name="Courier New">
     <w:panose1 w:val="02070309020205020404"/>
@@ -6011,7 +10150,14 @@
     <w:charset w:val="00"/>
     <w:family w:val="swiss"/>
     <w:pitch w:val="variable"/>
-    <w:sig w:usb0="A0002AEF" w:usb1="4000207B" w:usb2="00000000" w:usb3="00000000" w:csb0="000001FF" w:csb1="00000000"/>
+    <w:sig w:usb0="E4002EFF" w:usb1="C200247B" w:usb2="00000009" w:usb3="00000000" w:csb0="000001FF" w:csb1="00000000"/>
+  </w:font>
+  <w:font w:name="Aptos">
+    <w:altName w:val="Calibri"/>
+    <w:charset w:val="00"/>
+    <w:family w:val="swiss"/>
+    <w:pitch w:val="variable"/>
+    <w:sig w:usb0="20000287" w:usb1="00000003" w:usb2="00000000" w:usb3="00000000" w:csb0="0000019F" w:csb1="00000000"/>
   </w:font>
 </w:fonts>
 </file>
@@ -6033,6 +10179,7 @@
   <w:rsids>
     <w:rsidRoot w:val="00942DC8"/>
     <w:rsid w:val="00942DC8"/>
+    <w:rsid w:val="00C80E64"/>
   </w:rsids>
   <m:mathPr>
     <m:mathFont m:val="Cambria Math"/>
